--- a/content/scripts/Reel-Scripts_2026-11-16_to_2026-11-22.docx
+++ b/content/scripts/Reel-Scripts_2026-11-16_to_2026-11-22.docx
@@ -20,7 +20,7 @@
           <w:sz w:val="22"/>
           <w:szCs w:val="22"/>
         </w:rPr>
-        <w:t xml:space="preserve">@ron_tamil · 7 reels · English drafts. Say them your way in Tamil/Thanglish.</w:t>
+        <w:t xml:space="preserve">@ron_tamil · 7 reels · v2 (7-beat structure) · English drafts. Say them your way in Tamil/Thanglish.</w:t>
       </w:r>
     </w:p>
     <w:p>
@@ -537,7 +537,7 @@
                 <w:sz w:val="20"/>
                 <w:szCs w:val="20"/>
               </w:rPr>
-              <w:t xml:space="preserve">~60 s</w:t>
+              <w:t xml:space="preserve">~49 s</w:t>
             </w:r>
           </w:p>
         </w:tc>
@@ -707,7 +707,7 @@
                 <w:sz w:val="20"/>
                 <w:szCs w:val="20"/>
               </w:rPr>
-              <w:t xml:space="preserve">~56 s</w:t>
+              <w:t xml:space="preserve">~66 s</w:t>
             </w:r>
           </w:p>
         </w:tc>
@@ -1047,7 +1047,7 @@
                 <w:sz w:val="20"/>
                 <w:szCs w:val="20"/>
               </w:rPr>
-              <w:t xml:space="preserve">~53 s</w:t>
+              <w:t xml:space="preserve">~43 s</w:t>
             </w:r>
           </w:p>
         </w:tc>
@@ -1217,7 +1217,7 @@
                 <w:sz w:val="20"/>
                 <w:szCs w:val="20"/>
               </w:rPr>
-              <w:t xml:space="preserve">~49 s</w:t>
+              <w:t xml:space="preserve">~51 s</w:t>
             </w:r>
           </w:p>
         </w:tc>
@@ -1387,7 +1387,7 @@
                 <w:sz w:val="20"/>
                 <w:szCs w:val="20"/>
               </w:rPr>
-              <w:t xml:space="preserve">~53 s</w:t>
+              <w:t xml:space="preserve">~57 s</w:t>
             </w:r>
           </w:p>
         </w:tc>
@@ -1427,7 +1427,7 @@
         <w:spacing w:before="300"/>
       </w:pPr>
       <w:r>
-        <w:t xml:space="preserve">How every script is built</w:t>
+        <w:t xml:space="preserve">The 7-beat structure (v2)</w:t>
       </w:r>
     </w:p>
     <w:p>
@@ -1446,14 +1446,14 @@
           <w:sz w:val="21"/>
           <w:szCs w:val="21"/>
         </w:rPr>
-        <w:t xml:space="preserve">Hook stack (0–5 s): </w:t>
+        <w:t xml:space="preserve">1 Hook (0–6 s): </w:t>
       </w:r>
       <w:r>
         <w:rPr>
           <w:sz w:val="21"/>
           <w:szCs w:val="21"/>
         </w:rPr>
-        <w:t xml:space="preserve">three short hooks over a rising sound effect, then a 2-second movie meme. The first seconds decide watch time, which Instagram treats as its top signal.</w:t>
+        <w:t xml:space="preserve">curiosity in the first 3 s (a number, a price, a known claim), then a pattern interrupt that says the opposite of what they expect. The rising SFX runs under the curiosity line and the movie meme lands on the turn.</w:t>
       </w:r>
     </w:p>
     <w:p>
@@ -1472,14 +1472,14 @@
           <w:sz w:val="21"/>
           <w:szCs w:val="21"/>
         </w:rPr>
-        <w:t xml:space="preserve">Authority (by ~12 s): </w:t>
+        <w:t xml:space="preserve">2 Value by 13 s: </w:t>
       </w:r>
       <w:r>
         <w:rPr>
           <w:sz w:val="21"/>
           <w:szCs w:val="21"/>
         </w:rPr>
-        <w:t xml:space="preserve">one line on your 8 years of training and that you read the research, so viewers trust what comes next.</w:t>
+        <w:t xml:space="preserve">one real fact with the research on screen, so the reel feels high-value early. The authority line is folded in here.</w:t>
       </w:r>
     </w:p>
     <w:p>
@@ -1498,14 +1498,14 @@
           <w:sz w:val="21"/>
           <w:szCs w:val="21"/>
         </w:rPr>
-        <w:t xml:space="preserve">Deny the obvious: </w:t>
+        <w:t xml:space="preserve">3 First problem: </w:t>
       </w:r>
       <w:r>
         <w:rPr>
           <w:sz w:val="21"/>
           <w:szCs w:val="21"/>
         </w:rPr>
-        <w:t xml:space="preserve">each script has a "So … ? No." turn, like your best-performing beginner reel, to keep people guessing.</w:t>
+        <w:t xml:space="preserve">even with that fact, they still can't act. This re-hooks them.</w:t>
       </w:r>
     </w:p>
     <w:p>
@@ -1524,14 +1524,14 @@
           <w:sz w:val="21"/>
           <w:szCs w:val="21"/>
         </w:rPr>
-        <w:t xml:space="preserve">Research on screen: </w:t>
+        <w:t xml:space="preserve">4 False relief: </w:t>
       </w:r>
       <w:r>
         <w:rPr>
           <w:sz w:val="21"/>
           <w:szCs w:val="21"/>
         </w:rPr>
-        <w:t xml:space="preserve">every study line has an [ON-SCREEN] citation. All numbers come from the checked source in the calendar.</w:t>
+        <w:t xml:space="preserve">half the fix: a small win, but not the full answer.</w:t>
       </w:r>
     </w:p>
     <w:p>
@@ -1550,14 +1550,14 @@
           <w:sz w:val="21"/>
           <w:szCs w:val="21"/>
         </w:rPr>
-        <w:t xml:space="preserve">Follow / save CTA: </w:t>
+        <w:t xml:space="preserve">5 Second, bigger problem: </w:t>
       </w:r>
       <w:r>
         <w:rPr>
           <w:sz w:val="21"/>
           <w:szCs w:val="21"/>
         </w:rPr>
-        <w:t xml:space="preserve">a reason to follow (series, weekly study breakdowns, myths busted) or to save (lists, numbers).</w:t>
+        <w:t xml:space="preserve">the loop re-opens, which keeps people watching.</w:t>
       </w:r>
     </w:p>
     <w:p>
@@ -1576,14 +1576,14 @@
           <w:sz w:val="21"/>
           <w:szCs w:val="21"/>
         </w:rPr>
-        <w:t xml:space="preserve">Share CTA with a reason (last 20–30 s): </w:t>
+        <w:t xml:space="preserve">6 Solution (~40–55 s): </w:t>
       </w:r>
       <w:r>
         <w:rPr>
           <w:sz w:val="21"/>
           <w:szCs w:val="21"/>
         </w:rPr>
-        <w:t xml:space="preserve">names who to send it to and why. Sends per reach is the signal that carries a reel to non-followers.</w:t>
+        <w:t xml:space="preserve">answers everything at once. Save prompts and link tests sit here.</w:t>
       </w:r>
     </w:p>
     <w:p>
@@ -1602,14 +1602,14 @@
           <w:sz w:val="21"/>
           <w:szCs w:val="21"/>
         </w:rPr>
-        <w:t xml:space="preserve">Link test: </w:t>
+        <w:t xml:space="preserve">7 Emotional CTA: </w:t>
       </w:r>
       <w:r>
         <w:rPr>
           <w:sz w:val="21"/>
           <w:szCs w:val="21"/>
         </w:rPr>
-        <w:t xml:space="preserve">teaching reels end with "Comment KEYWORD and I'll send you the doc". Reply by DM yourself or with an auto-DM tool; ask Claude to write the docs.</w:t>
+        <w:t xml:space="preserve">ends on hope, then a soft share ask that names who to send it to. Shares carry a reel to non-followers.</w:t>
       </w:r>
     </w:p>
     <w:p>
@@ -1628,14 +1628,66 @@
           <w:sz w:val="21"/>
           <w:szCs w:val="21"/>
         </w:rPr>
-        <w:t xml:space="preserve">Reading the scripts: </w:t>
+        <w:t xml:space="preserve">What changed from v1: </w:t>
       </w:r>
       <w:r>
         <w:rPr>
           <w:sz w:val="21"/>
           <w:szCs w:val="21"/>
         </w:rPr>
-        <w:t xml:space="preserve">plain text is spoken; [grey italics] are directions for the edit. Lines starting CHECK must be confirmed before filming.</w:t>
+        <w:t xml:space="preserve">value now lands by 13 s (v1 often reached it at 14–20 s, after a separate authority line); every script now has two problems and a false relief instead of answering the myth straight away; endings lead with hope instead of a hard ask. Facts and sources are unchanged.</w:t>
+      </w:r>
+    </w:p>
+    <w:p>
+      <w:pPr>
+        <w:pStyle w:val="ListParagraph"/>
+        <w:numPr>
+          <w:ilvl w:val="0"/>
+          <w:numId w:val="2"/>
+        </w:numPr>
+        <w:spacing w:after="60"/>
+      </w:pPr>
+      <w:r>
+        <w:rPr>
+          <w:b/>
+          <w:bCs/>
+          <w:sz w:val="21"/>
+          <w:szCs w:val="21"/>
+        </w:rPr>
+        <w:t xml:space="preserve">Link test: </w:t>
+      </w:r>
+      <w:r>
+        <w:rPr>
+          <w:sz w:val="21"/>
+          <w:szCs w:val="21"/>
+        </w:rPr>
+        <w:t xml:space="preserve">teaching reels include "Comment KEYWORD and I'll send you the doc" in the solution beat. Ask Claude to write the docs.</w:t>
+      </w:r>
+    </w:p>
+    <w:p>
+      <w:pPr>
+        <w:pStyle w:val="ListParagraph"/>
+        <w:numPr>
+          <w:ilvl w:val="0"/>
+          <w:numId w:val="2"/>
+        </w:numPr>
+        <w:spacing w:after="60"/>
+      </w:pPr>
+      <w:r>
+        <w:rPr>
+          <w:b/>
+          <w:bCs/>
+          <w:sz w:val="21"/>
+          <w:szCs w:val="21"/>
+        </w:rPr>
+        <w:t xml:space="preserve">Reading the scripts: </w:t>
+      </w:r>
+      <w:r>
+        <w:rPr>
+          <w:sz w:val="21"/>
+          <w:szCs w:val="21"/>
+        </w:rPr>
+        <w:t xml:space="preserve">plain text is spoken; [grey italics] are edit directions. Lines starting CHECK must be confirmed before filming. Timings are targets; keep every reel under 90 s in Tamil.</w:t>
       </w:r>
     </w:p>
     <w:p>
@@ -1849,7 +1901,7 @@
                 <w:sz w:val="20"/>
                 <w:szCs w:val="20"/>
               </w:rPr>
-              <w:t xml:space="preserve">~56 s spoken in English (138 words). Keep the Tamil delivery under 90 s.</w:t>
+              <w:t xml:space="preserve">~56 s spoken in English (137 words). Keep the Tamil delivery under 90 s.</w:t>
             </w:r>
           </w:p>
         </w:tc>
@@ -1915,7 +1967,7 @@
               </w:rPr>
               <w:t xml:space="preserve">  </w:t>
             </w:r>
-            <w:hyperlink w:history="1" r:id="rIdscdma8rztfoymkiwxpph7">
+            <w:hyperlink w:history="1" r:id="rIdknq6dyjw524cbtcvemrfj">
               <w:r>
                 <w:rPr>
                   <w:rStyle w:val="Hyperlink"/>
@@ -1933,7 +1985,7 @@
               </w:rPr>
               <w:t xml:space="preserve">   Also: </w:t>
             </w:r>
-            <w:hyperlink w:history="1" r:id="rIds4u-_lnxuecu9jmeqdmmh">
+            <w:hyperlink w:history="1" r:id="rId6i3mmijf68orjh2swcqtw">
               <w:r>
                 <w:rPr>
                   <w:rStyle w:val="Hyperlink"/>
@@ -2007,7 +2059,7 @@
                 <w:sz w:val="20"/>
                 <w:szCs w:val="20"/>
               </w:rPr>
-              <w:t xml:space="preserve">41-day veg protein list: daily foods (milk, curd, paneer, dal with rice, chana, rajma, soya, peanuts) with rough protein per portion and a sample day.</w:t>
+              <w:t xml:space="preserve">41-day veg protein list: daily foods with rough protein per portion and a sample day.</w:t>
             </w:r>
           </w:p>
         </w:tc>
@@ -2018,7 +2070,7 @@
         <w:pBdr>
           <w:bottom w:val="single" w:color="FFE11A" w:sz="6" w:space="1"/>
         </w:pBdr>
-        <w:spacing w:after="80" w:before="200"/>
+        <w:spacing w:after="40" w:before="110"/>
       </w:pPr>
       <w:r>
         <w:rPr>
@@ -2028,16 +2080,16 @@
           <w:sz w:val="20"/>
           <w:szCs w:val="20"/>
         </w:rPr>
-        <w:t xml:space="preserve">0–5s  </w:t>
-      </w:r>
-      <w:r>
-        <w:rPr>
-          <w:b/>
-          <w:bCs/>
-          <w:sz w:val="22"/>
-          <w:szCs w:val="22"/>
-        </w:rPr>
-        <w:t xml:space="preserve">HOOK STACK</w:t>
+        <w:t xml:space="preserve">0–3s  </w:t>
+      </w:r>
+      <w:r>
+        <w:rPr>
+          <w:b/>
+          <w:bCs/>
+          <w:sz w:val="22"/>
+          <w:szCs w:val="22"/>
+        </w:rPr>
+        <w:t xml:space="preserve">1 · HOOK: CURIOSITY</w:t>
       </w:r>
       <w:r>
         <w:rPr>
@@ -2052,7 +2104,7 @@
     </w:p>
     <w:p>
       <w:pPr>
-        <w:spacing w:after="80"/>
+        <w:spacing w:after="40"/>
         <w:ind w:left="240"/>
       </w:pPr>
       <w:r>
@@ -2060,49 +2112,39 @@
           <w:i/>
           <w:iCs/>
           <w:color w:val="6B6B6B"/>
-          <w:sz w:val="19"/>
-          <w:szCs w:val="19"/>
-        </w:rPr>
-        <w:t xml:space="preserve">[Rising SFX. Respectful tone throughout.]</w:t>
-      </w:r>
-    </w:p>
-    <w:p>
-      <w:pPr>
-        <w:spacing w:after="80"/>
-        <w:ind w:left="240"/>
-      </w:pPr>
-      <w:r>
-        <w:rPr>
-          <w:sz w:val="24"/>
-          <w:szCs w:val="24"/>
-        </w:rPr>
-        <w:t xml:space="preserve">Maala pottachu.</w:t>
-      </w:r>
-    </w:p>
-    <w:p>
-      <w:pPr>
-        <w:spacing w:after="80"/>
-        <w:ind w:left="240"/>
-      </w:pPr>
-      <w:r>
-        <w:rPr>
-          <w:sz w:val="24"/>
-          <w:szCs w:val="24"/>
-        </w:rPr>
-        <w:t xml:space="preserve">No chicken. No eggs. Forty-one days.</w:t>
-      </w:r>
-    </w:p>
-    <w:p>
-      <w:pPr>
-        <w:spacing w:after="80"/>
-        <w:ind w:left="240"/>
-      </w:pPr>
-      <w:r>
-        <w:rPr>
-          <w:sz w:val="24"/>
-          <w:szCs w:val="24"/>
-        </w:rPr>
-        <w:t xml:space="preserve">Will your muscle disappear?</w:t>
+          <w:sz w:val="18"/>
+          <w:szCs w:val="18"/>
+        </w:rPr>
+        <w:t xml:space="preserve">[Rising SFX starts under the first word.]</w:t>
+      </w:r>
+    </w:p>
+    <w:p>
+      <w:pPr>
+        <w:spacing w:after="40"/>
+        <w:ind w:left="240"/>
+      </w:pPr>
+      <w:r>
+        <w:rPr>
+          <w:sz w:val="22"/>
+          <w:szCs w:val="22"/>
+        </w:rPr>
+        <w:t xml:space="preserve">Forty-one days. No chicken. No eggs.</w:t>
+      </w:r>
+    </w:p>
+    <w:p>
+      <w:pPr>
+        <w:spacing w:after="40"/>
+        <w:ind w:left="240"/>
+      </w:pPr>
+      <w:r>
+        <w:rPr>
+          <w:i/>
+          <w:iCs/>
+          <w:color w:val="6B6B6B"/>
+          <w:sz w:val="18"/>
+          <w:szCs w:val="18"/>
+        </w:rPr>
+        <w:t xml:space="preserve">[Respectful tone throughout.]</w:t>
       </w:r>
     </w:p>
     <w:p>
@@ -2110,7 +2152,7 @@
         <w:pBdr>
           <w:bottom w:val="single" w:color="FFE11A" w:sz="6" w:space="1"/>
         </w:pBdr>
-        <w:spacing w:after="80" w:before="200"/>
+        <w:spacing w:after="40" w:before="110"/>
       </w:pPr>
       <w:r>
         <w:rPr>
@@ -2120,16 +2162,16 @@
           <w:sz w:val="20"/>
           <w:szCs w:val="20"/>
         </w:rPr>
-        <w:t xml:space="preserve">5–7s  </w:t>
-      </w:r>
-      <w:r>
-        <w:rPr>
-          <w:b/>
-          <w:bCs/>
-          <w:sz w:val="22"/>
-          <w:szCs w:val="22"/>
-        </w:rPr>
-        <w:t xml:space="preserve">MEME</w:t>
+        <w:t xml:space="preserve">3–6s  </w:t>
+      </w:r>
+      <w:r>
+        <w:rPr>
+          <w:b/>
+          <w:bCs/>
+          <w:sz w:val="22"/>
+          <w:szCs w:val="22"/>
+        </w:rPr>
+        <w:t xml:space="preserve">1 · HOOK: PATTERN INTERRUPT</w:t>
       </w:r>
       <w:r>
         <w:rPr>
@@ -2144,7 +2186,20 @@
     </w:p>
     <w:p>
       <w:pPr>
-        <w:spacing w:after="80"/>
+        <w:spacing w:after="40"/>
+        <w:ind w:left="240"/>
+      </w:pPr>
+      <w:r>
+        <w:rPr>
+          <w:sz w:val="22"/>
+          <w:szCs w:val="22"/>
+        </w:rPr>
+        <w:t xml:space="preserve">Your muscles don't have to suffer.</w:t>
+      </w:r>
+    </w:p>
+    <w:p>
+      <w:pPr>
+        <w:spacing w:after="40"/>
         <w:ind w:left="240"/>
       </w:pPr>
       <w:r>
@@ -2152,10 +2207,10 @@
           <w:i/>
           <w:iCs/>
           <w:color w:val="6B6B6B"/>
-          <w:sz w:val="19"/>
-          <w:szCs w:val="19"/>
-        </w:rPr>
-        <w:t xml:space="preserve">[MEME: a worried 'my gains!' comedy reaction. Avoid devotional scenes.]</w:t>
+          <w:sz w:val="18"/>
+          <w:szCs w:val="18"/>
+        </w:rPr>
+        <w:t xml:space="preserve">[MEME lands on the turn: a worried 'my gains!' comedy reaction (no devotional scenes)]</w:t>
       </w:r>
     </w:p>
     <w:p>
@@ -2163,7 +2218,7 @@
         <w:pBdr>
           <w:bottom w:val="single" w:color="FFE11A" w:sz="6" w:space="1"/>
         </w:pBdr>
-        <w:spacing w:after="80" w:before="200"/>
+        <w:spacing w:after="40" w:before="110"/>
       </w:pPr>
       <w:r>
         <w:rPr>
@@ -2173,16 +2228,16 @@
           <w:sz w:val="20"/>
           <w:szCs w:val="20"/>
         </w:rPr>
-        <w:t xml:space="preserve">7–12s  </w:t>
-      </w:r>
-      <w:r>
-        <w:rPr>
-          <w:b/>
-          <w:bCs/>
-          <w:sz w:val="22"/>
-          <w:szCs w:val="22"/>
-        </w:rPr>
-        <w:t xml:space="preserve">AUTHORITY</w:t>
+        <w:t xml:space="preserve">6–13s  </w:t>
+      </w:r>
+      <w:r>
+        <w:rPr>
+          <w:b/>
+          <w:bCs/>
+          <w:sz w:val="22"/>
+          <w:szCs w:val="22"/>
+        </w:rPr>
+        <w:t xml:space="preserve">2 · VALUE (real info by 13 s)</w:t>
       </w:r>
       <w:r>
         <w:rPr>
@@ -2197,15 +2252,31 @@
     </w:p>
     <w:p>
       <w:pPr>
-        <w:spacing w:after="80"/>
-        <w:ind w:left="240"/>
-      </w:pPr>
-      <w:r>
-        <w:rPr>
-          <w:sz w:val="24"/>
-          <w:szCs w:val="24"/>
-        </w:rPr>
-        <w:t xml:space="preserve">Eight years of training. Here's how to keep your gains while respecting your vow.</w:t>
+        <w:spacing w:after="40"/>
+        <w:ind w:left="240"/>
+      </w:pPr>
+      <w:r>
+        <w:rPr>
+          <w:sz w:val="22"/>
+          <w:szCs w:val="22"/>
+        </w:rPr>
+        <w:t xml:space="preserve">ICMR's 2024 guidelines say you can get good-quality protein by combining foods, like cereals with pulses.</w:t>
+      </w:r>
+    </w:p>
+    <w:p>
+      <w:pPr>
+        <w:spacing w:after="40"/>
+        <w:ind w:left="240"/>
+      </w:pPr>
+      <w:r>
+        <w:rPr>
+          <w:i/>
+          <w:iCs/>
+          <w:color w:val="6B6B6B"/>
+          <w:sz w:val="18"/>
+          <w:szCs w:val="18"/>
+        </w:rPr>
+        <w:t xml:space="preserve">[ON-SCREEN: ICMR-NIN Dietary Guidelines for Indians, 2024]</w:t>
       </w:r>
     </w:p>
     <w:p>
@@ -2213,7 +2284,7 @@
         <w:pBdr>
           <w:bottom w:val="single" w:color="FFE11A" w:sz="6" w:space="1"/>
         </w:pBdr>
-        <w:spacing w:after="80" w:before="200"/>
+        <w:spacing w:after="40" w:before="110"/>
       </w:pPr>
       <w:r>
         <w:rPr>
@@ -2223,97 +2294,29 @@
           <w:sz w:val="20"/>
           <w:szCs w:val="20"/>
         </w:rPr>
-        <w:t xml:space="preserve">12–55s  </w:t>
-      </w:r>
-      <w:r>
-        <w:rPr>
-          <w:b/>
-          <w:bCs/>
-          <w:sz w:val="22"/>
-          <w:szCs w:val="22"/>
-        </w:rPr>
-        <w:t xml:space="preserve">THE PLAN</w:t>
-      </w:r>
-    </w:p>
-    <w:p>
-      <w:pPr>
-        <w:spacing w:after="80"/>
-        <w:ind w:left="240"/>
-      </w:pPr>
-      <w:r>
-        <w:rPr>
-          <w:sz w:val="24"/>
-          <w:szCs w:val="24"/>
-        </w:rPr>
-        <w:t xml:space="preserve">What protects muscle is simple: keep training, and keep your protein up.</w:t>
-      </w:r>
-    </w:p>
-    <w:p>
-      <w:pPr>
-        <w:spacing w:after="80"/>
-        <w:ind w:left="240"/>
-      </w:pPr>
-      <w:r>
-        <w:rPr>
-          <w:sz w:val="24"/>
-          <w:szCs w:val="24"/>
-        </w:rPr>
-        <w:t xml:space="preserve">ICMR's 2024 guidelines say you can get good-quality protein by combining foods, like cereals with pulses.</w:t>
-      </w:r>
-    </w:p>
-    <w:p>
-      <w:pPr>
-        <w:spacing w:after="80"/>
-        <w:ind w:left="240"/>
-      </w:pPr>
-      <w:r>
-        <w:rPr>
-          <w:i/>
-          <w:iCs/>
-          <w:color w:val="6B6B6B"/>
-          <w:sz w:val="19"/>
-          <w:szCs w:val="19"/>
-        </w:rPr>
-        <w:t xml:space="preserve">[ON-SCREEN: ICMR-NIN Dietary Guidelines for Indians, 2024]</w:t>
-      </w:r>
-    </w:p>
-    <w:p>
-      <w:pPr>
-        <w:spacing w:after="80"/>
-        <w:ind w:left="240"/>
-      </w:pPr>
-      <w:r>
-        <w:rPr>
-          <w:sz w:val="24"/>
-          <w:szCs w:val="24"/>
-        </w:rPr>
-        <w:t xml:space="preserve">So veg protein is weaker? Not if you combine foods and eat enough of them.</w:t>
-      </w:r>
-    </w:p>
-    <w:p>
-      <w:pPr>
-        <w:spacing w:after="80"/>
-        <w:ind w:left="240"/>
-      </w:pPr>
-      <w:r>
-        <w:rPr>
-          <w:sz w:val="24"/>
-          <w:szCs w:val="24"/>
-        </w:rPr>
-        <w:t xml:space="preserve">Your daily list: milk and curd, paneer, dal with rice, chana or rajma, soya chunks, peanuts.</w:t>
-      </w:r>
-    </w:p>
-    <w:p>
-      <w:pPr>
-        <w:spacing w:after="80"/>
-        <w:ind w:left="240"/>
-      </w:pPr>
-      <w:r>
-        <w:rPr>
-          <w:sz w:val="24"/>
-          <w:szCs w:val="24"/>
-        </w:rPr>
-        <w:t xml:space="preserve">And unless your practice says otherwise, the vow changes your food, not your workout.</w:t>
+        <w:t xml:space="preserve">13–22s  </w:t>
+      </w:r>
+      <w:r>
+        <w:rPr>
+          <w:b/>
+          <w:bCs/>
+          <w:sz w:val="22"/>
+          <w:szCs w:val="22"/>
+        </w:rPr>
+        <w:t xml:space="preserve">3 · FIRST PROBLEM</w:t>
+      </w:r>
+    </w:p>
+    <w:p>
+      <w:pPr>
+        <w:spacing w:after="40"/>
+        <w:ind w:left="240"/>
+      </w:pPr>
+      <w:r>
+        <w:rPr>
+          <w:sz w:val="22"/>
+          <w:szCs w:val="22"/>
+        </w:rPr>
+        <w:t xml:space="preserve">Problem: a lot of veg meals at home are mostly rice with very little protein.</w:t>
       </w:r>
     </w:p>
     <w:p>
@@ -2321,7 +2324,7 @@
         <w:pBdr>
           <w:bottom w:val="single" w:color="FFE11A" w:sz="6" w:space="1"/>
         </w:pBdr>
-        <w:spacing w:after="80" w:before="200"/>
+        <w:spacing w:after="40" w:before="110"/>
       </w:pPr>
       <w:r>
         <w:rPr>
@@ -2331,29 +2334,29 @@
           <w:sz w:val="20"/>
           <w:szCs w:val="20"/>
         </w:rPr>
-        <w:t xml:space="preserve">55–62s  </w:t>
-      </w:r>
-      <w:r>
-        <w:rPr>
-          <w:b/>
-          <w:bCs/>
-          <w:sz w:val="22"/>
-          <w:szCs w:val="22"/>
-        </w:rPr>
-        <w:t xml:space="preserve">SAVE + LINK</w:t>
-      </w:r>
-    </w:p>
-    <w:p>
-      <w:pPr>
-        <w:spacing w:after="80"/>
-        <w:ind w:left="240"/>
-      </w:pPr>
-      <w:r>
-        <w:rPr>
-          <w:sz w:val="24"/>
-          <w:szCs w:val="24"/>
-        </w:rPr>
-        <w:t xml:space="preserve">Save this. Comment MAALA and I'll send you a 41-day veg protein list.</w:t>
+        <w:t xml:space="preserve">22–30s  </w:t>
+      </w:r>
+      <w:r>
+        <w:rPr>
+          <w:b/>
+          <w:bCs/>
+          <w:sz w:val="22"/>
+          <w:szCs w:val="22"/>
+        </w:rPr>
+        <w:t xml:space="preserve">4 · FALSE RELIEF (half the fix)</w:t>
+      </w:r>
+    </w:p>
+    <w:p>
+      <w:pPr>
+        <w:spacing w:after="40"/>
+        <w:ind w:left="240"/>
+      </w:pPr>
+      <w:r>
+        <w:rPr>
+          <w:sz w:val="22"/>
+          <w:szCs w:val="22"/>
+        </w:rPr>
+        <w:t xml:space="preserve">Add dal and curd to every meal. That's a start.</w:t>
       </w:r>
     </w:p>
     <w:p>
@@ -2361,7 +2364,7 @@
         <w:pBdr>
           <w:bottom w:val="single" w:color="FFE11A" w:sz="6" w:space="1"/>
         </w:pBdr>
-        <w:spacing w:after="80" w:before="200"/>
+        <w:spacing w:after="40" w:before="110"/>
       </w:pPr>
       <w:r>
         <w:rPr>
@@ -2371,16 +2374,122 @@
           <w:sz w:val="20"/>
           <w:szCs w:val="20"/>
         </w:rPr>
-        <w:t xml:space="preserve">62–78s  </w:t>
-      </w:r>
-      <w:r>
-        <w:rPr>
-          <w:b/>
-          <w:bCs/>
-          <w:sz w:val="22"/>
-          <w:szCs w:val="22"/>
-        </w:rPr>
-        <w:t xml:space="preserve">CLOSE + SHARE</w:t>
+        <w:t xml:space="preserve">30–40s  </w:t>
+      </w:r>
+      <w:r>
+        <w:rPr>
+          <w:b/>
+          <w:bCs/>
+          <w:sz w:val="22"/>
+          <w:szCs w:val="22"/>
+        </w:rPr>
+        <w:t xml:space="preserve">5 · SECOND, BIGGER PROBLEM</w:t>
+      </w:r>
+    </w:p>
+    <w:p>
+      <w:pPr>
+        <w:spacing w:after="40"/>
+        <w:ind w:left="240"/>
+      </w:pPr>
+      <w:r>
+        <w:rPr>
+          <w:sz w:val="22"/>
+          <w:szCs w:val="22"/>
+        </w:rPr>
+        <w:t xml:space="preserve">The bigger problem: if you also stop training for 41 days, you lose the signal that tells your body to keep its muscle.</w:t>
+      </w:r>
+    </w:p>
+    <w:p>
+      <w:pPr>
+        <w:pBdr>
+          <w:bottom w:val="single" w:color="FFE11A" w:sz="6" w:space="1"/>
+        </w:pBdr>
+        <w:spacing w:after="40" w:before="110"/>
+      </w:pPr>
+      <w:r>
+        <w:rPr>
+          <w:b/>
+          <w:bCs/>
+          <w:color w:val="6B6B6B"/>
+          <w:sz w:val="20"/>
+          <w:szCs w:val="20"/>
+        </w:rPr>
+        <w:t xml:space="preserve">40–55s  </w:t>
+      </w:r>
+      <w:r>
+        <w:rPr>
+          <w:b/>
+          <w:bCs/>
+          <w:sz w:val="22"/>
+          <w:szCs w:val="22"/>
+        </w:rPr>
+        <w:t xml:space="preserve">6 · SOLUTION (close every loop)</w:t>
+      </w:r>
+    </w:p>
+    <w:p>
+      <w:pPr>
+        <w:spacing w:after="40"/>
+        <w:ind w:left="240"/>
+      </w:pPr>
+      <w:r>
+        <w:rPr>
+          <w:sz w:val="22"/>
+          <w:szCs w:val="22"/>
+        </w:rPr>
+        <w:t xml:space="preserve">So keep training. Unless your practice says otherwise, the vow changes your food, not your workout.</w:t>
+      </w:r>
+    </w:p>
+    <w:p>
+      <w:pPr>
+        <w:spacing w:after="40"/>
+        <w:ind w:left="240"/>
+      </w:pPr>
+      <w:r>
+        <w:rPr>
+          <w:sz w:val="22"/>
+          <w:szCs w:val="22"/>
+        </w:rPr>
+        <w:t xml:space="preserve">And every day: milk or curd, paneer, dal with rice, chana or rajma, soya chunks, peanuts.</w:t>
+      </w:r>
+    </w:p>
+    <w:p>
+      <w:pPr>
+        <w:spacing w:after="40"/>
+        <w:ind w:left="240"/>
+      </w:pPr>
+      <w:r>
+        <w:rPr>
+          <w:sz w:val="22"/>
+          <w:szCs w:val="22"/>
+        </w:rPr>
+        <w:t xml:space="preserve">Comment MAALA and I'll send you the 41-day list.</w:t>
+      </w:r>
+    </w:p>
+    <w:p>
+      <w:pPr>
+        <w:pBdr>
+          <w:bottom w:val="single" w:color="FFE11A" w:sz="6" w:space="1"/>
+        </w:pBdr>
+        <w:spacing w:after="40" w:before="110"/>
+      </w:pPr>
+      <w:r>
+        <w:rPr>
+          <w:b/>
+          <w:bCs/>
+          <w:color w:val="6B6B6B"/>
+          <w:sz w:val="20"/>
+          <w:szCs w:val="20"/>
+        </w:rPr>
+        <w:t xml:space="preserve">55–72s  </w:t>
+      </w:r>
+      <w:r>
+        <w:rPr>
+          <w:b/>
+          <w:bCs/>
+          <w:sz w:val="22"/>
+          <w:szCs w:val="22"/>
+        </w:rPr>
+        <w:t xml:space="preserve">7 · EMOTIONAL CTA (end on hope)</w:t>
       </w:r>
       <w:r>
         <w:rPr>
@@ -2395,41 +2504,28 @@
     </w:p>
     <w:p>
       <w:pPr>
-        <w:spacing w:after="80"/>
-        <w:ind w:left="240"/>
-      </w:pPr>
-      <w:r>
-        <w:rPr>
-          <w:sz w:val="24"/>
-          <w:szCs w:val="24"/>
-        </w:rPr>
-        <w:t xml:space="preserve">Respect the vow. Keep the gains.</w:t>
-      </w:r>
-    </w:p>
-    <w:p>
-      <w:pPr>
-        <w:spacing w:after="80"/>
-        <w:ind w:left="240"/>
-      </w:pPr>
-      <w:r>
-        <w:rPr>
-          <w:sz w:val="24"/>
-          <w:szCs w:val="24"/>
-        </w:rPr>
-        <w:t xml:space="preserve">Follow for fitness that fits our culture.</w:t>
-      </w:r>
-    </w:p>
-    <w:p>
-      <w:pPr>
-        <w:spacing w:after="80"/>
-        <w:ind w:left="240"/>
-      </w:pPr>
-      <w:r>
-        <w:rPr>
-          <w:sz w:val="24"/>
-          <w:szCs w:val="24"/>
-        </w:rPr>
-        <w:t xml:space="preserve">Share this with your friend going to Sabarimala this year. Swamiye saranam Ayyappa.</w:t>
+        <w:spacing w:after="40"/>
+        <w:ind w:left="240"/>
+      </w:pPr>
+      <w:r>
+        <w:rPr>
+          <w:sz w:val="22"/>
+          <w:szCs w:val="22"/>
+        </w:rPr>
+        <w:t xml:space="preserve">Respect the vow, and come back stronger. Swamiye saranam Ayyappa.</w:t>
+      </w:r>
+    </w:p>
+    <w:p>
+      <w:pPr>
+        <w:spacing w:after="40"/>
+        <w:ind w:left="240"/>
+      </w:pPr>
+      <w:r>
+        <w:rPr>
+          <w:sz w:val="22"/>
+          <w:szCs w:val="22"/>
+        </w:rPr>
+        <w:t xml:space="preserve">Send this to your friend going to Sabarimala this year.</w:t>
       </w:r>
     </w:p>
     <w:p>
@@ -2643,7 +2739,7 @@
                 <w:sz w:val="20"/>
                 <w:szCs w:val="20"/>
               </w:rPr>
-              <w:t xml:space="preserve">~60 s spoken in English (149 words). Keep the Tamil delivery under 90 s.</w:t>
+              <w:t xml:space="preserve">~49 s spoken in English (120 words). Keep the Tamil delivery under 90 s.</w:t>
             </w:r>
           </w:p>
         </w:tc>
@@ -2709,7 +2805,7 @@
               </w:rPr>
               <w:t xml:space="preserve">  </w:t>
             </w:r>
-            <w:hyperlink w:history="1" r:id="rIdtkmjzm2w8reyft-zv80hk">
+            <w:hyperlink w:history="1" r:id="rIdnallkjxqfyfvbpmrv8slq">
               <w:r>
                 <w:rPr>
                   <w:rStyle w:val="Hyperlink"/>
@@ -2728,7 +2824,7 @@
         <w:pBdr>
           <w:bottom w:val="single" w:color="FFE11A" w:sz="6" w:space="1"/>
         </w:pBdr>
-        <w:spacing w:after="80" w:before="200"/>
+        <w:spacing w:after="40" w:before="110"/>
       </w:pPr>
       <w:r>
         <w:rPr>
@@ -2738,16 +2834,16 @@
           <w:sz w:val="20"/>
           <w:szCs w:val="20"/>
         </w:rPr>
-        <w:t xml:space="preserve">0–5s  </w:t>
-      </w:r>
-      <w:r>
-        <w:rPr>
-          <w:b/>
-          <w:bCs/>
-          <w:sz w:val="22"/>
-          <w:szCs w:val="22"/>
-        </w:rPr>
-        <w:t xml:space="preserve">HOOK STACK</w:t>
+        <w:t xml:space="preserve">0–3s  </w:t>
+      </w:r>
+      <w:r>
+        <w:rPr>
+          <w:b/>
+          <w:bCs/>
+          <w:sz w:val="22"/>
+          <w:szCs w:val="22"/>
+        </w:rPr>
+        <w:t xml:space="preserve">1 · HOOK: CURIOSITY</w:t>
       </w:r>
       <w:r>
         <w:rPr>
@@ -2762,7 +2858,7 @@
     </w:p>
     <w:p>
       <w:pPr>
-        <w:spacing w:after="80"/>
+        <w:spacing w:after="40"/>
         <w:ind w:left="240"/>
       </w:pPr>
       <w:r>
@@ -2770,49 +2866,36 @@
           <w:i/>
           <w:iCs/>
           <w:color w:val="6B6B6B"/>
-          <w:sz w:val="19"/>
-          <w:szCs w:val="19"/>
-        </w:rPr>
-        <w:t xml:space="preserve">[Rising SFX. Show the two exercises side by side.]</w:t>
-      </w:r>
-    </w:p>
-    <w:p>
-      <w:pPr>
-        <w:spacing w:after="80"/>
-        <w:ind w:left="240"/>
-      </w:pPr>
-      <w:r>
-        <w:rPr>
-          <w:sz w:val="24"/>
-          <w:szCs w:val="24"/>
-        </w:rPr>
-        <w:t xml:space="preserve">Same exercise.</w:t>
-      </w:r>
-    </w:p>
-    <w:p>
-      <w:pPr>
-        <w:spacing w:after="80"/>
-        <w:ind w:left="240"/>
-      </w:pPr>
-      <w:r>
-        <w:rPr>
-          <w:sz w:val="24"/>
-          <w:szCs w:val="24"/>
-        </w:rPr>
-        <w:t xml:space="preserve">Just change your arm position…</w:t>
-      </w:r>
-    </w:p>
-    <w:p>
-      <w:pPr>
-        <w:spacing w:after="80"/>
-        <w:ind w:left="240"/>
-      </w:pPr>
-      <w:r>
-        <w:rPr>
-          <w:sz w:val="24"/>
-          <w:szCs w:val="24"/>
-        </w:rPr>
-        <w:t xml:space="preserve">…and your triceps grow about one and a half times more.</w:t>
+          <w:sz w:val="18"/>
+          <w:szCs w:val="18"/>
+        </w:rPr>
+        <w:t xml:space="preserve">[Rising SFX starts under the first word.]</w:t>
+      </w:r>
+    </w:p>
+    <w:p>
+      <w:pPr>
+        <w:spacing w:after="40"/>
+        <w:ind w:left="240"/>
+      </w:pPr>
+      <w:r>
+        <w:rPr>
+          <w:sz w:val="22"/>
+          <w:szCs w:val="22"/>
+        </w:rPr>
+        <w:t xml:space="preserve">Same exercise. Different arm position.</w:t>
+      </w:r>
+    </w:p>
+    <w:p>
+      <w:pPr>
+        <w:spacing w:after="40"/>
+        <w:ind w:left="240"/>
+      </w:pPr>
+      <w:r>
+        <w:rPr>
+          <w:sz w:val="22"/>
+          <w:szCs w:val="22"/>
+        </w:rPr>
+        <w:t xml:space="preserve">About one and a half times more triceps growth.</w:t>
       </w:r>
     </w:p>
     <w:p>
@@ -2820,7 +2903,7 @@
         <w:pBdr>
           <w:bottom w:val="single" w:color="FFE11A" w:sz="6" w:space="1"/>
         </w:pBdr>
-        <w:spacing w:after="80" w:before="200"/>
+        <w:spacing w:after="40" w:before="110"/>
       </w:pPr>
       <w:r>
         <w:rPr>
@@ -2830,16 +2913,16 @@
           <w:sz w:val="20"/>
           <w:szCs w:val="20"/>
         </w:rPr>
-        <w:t xml:space="preserve">5–7s  </w:t>
-      </w:r>
-      <w:r>
-        <w:rPr>
-          <w:b/>
-          <w:bCs/>
-          <w:sz w:val="22"/>
-          <w:szCs w:val="22"/>
-        </w:rPr>
-        <w:t xml:space="preserve">MEME</w:t>
+        <w:t xml:space="preserve">3–6s  </w:t>
+      </w:r>
+      <w:r>
+        <w:rPr>
+          <w:b/>
+          <w:bCs/>
+          <w:sz w:val="22"/>
+          <w:szCs w:val="22"/>
+        </w:rPr>
+        <w:t xml:space="preserve">1 · HOOK: PATTERN INTERRUPT</w:t>
       </w:r>
       <w:r>
         <w:rPr>
@@ -2854,7 +2937,20 @@
     </w:p>
     <w:p>
       <w:pPr>
-        <w:spacing w:after="80"/>
+        <w:spacing w:after="40"/>
+        <w:ind w:left="240"/>
+      </w:pPr>
+      <w:r>
+        <w:rPr>
+          <w:sz w:val="22"/>
+          <w:szCs w:val="22"/>
+        </w:rPr>
+        <w:t xml:space="preserve">And it's not the version most people do.</w:t>
+      </w:r>
+    </w:p>
+    <w:p>
+      <w:pPr>
+        <w:spacing w:after="40"/>
         <w:ind w:left="240"/>
       </w:pPr>
       <w:r>
@@ -2862,10 +2958,10 @@
           <w:i/>
           <w:iCs/>
           <w:color w:val="6B6B6B"/>
-          <w:sz w:val="19"/>
-          <w:szCs w:val="19"/>
-        </w:rPr>
-        <w:t xml:space="preserve">[MEME: mind-blown reaction.]</w:t>
+          <w:sz w:val="18"/>
+          <w:szCs w:val="18"/>
+        </w:rPr>
+        <w:t xml:space="preserve">[MEME lands on the turn: a mind-blown reaction]</w:t>
       </w:r>
     </w:p>
     <w:p>
@@ -2873,7 +2969,7 @@
         <w:pBdr>
           <w:bottom w:val="single" w:color="FFE11A" w:sz="6" w:space="1"/>
         </w:pBdr>
-        <w:spacing w:after="80" w:before="200"/>
+        <w:spacing w:after="40" w:before="110"/>
       </w:pPr>
       <w:r>
         <w:rPr>
@@ -2883,16 +2979,16 @@
           <w:sz w:val="20"/>
           <w:szCs w:val="20"/>
         </w:rPr>
-        <w:t xml:space="preserve">7–12s  </w:t>
-      </w:r>
-      <w:r>
-        <w:rPr>
-          <w:b/>
-          <w:bCs/>
-          <w:sz w:val="22"/>
-          <w:szCs w:val="22"/>
-        </w:rPr>
-        <w:t xml:space="preserve">AUTHORITY</w:t>
+        <w:t xml:space="preserve">6–13s  </w:t>
+      </w:r>
+      <w:r>
+        <w:rPr>
+          <w:b/>
+          <w:bCs/>
+          <w:sz w:val="22"/>
+          <w:szCs w:val="22"/>
+        </w:rPr>
+        <w:t xml:space="preserve">2 · VALUE (real info by 13 s)</w:t>
       </w:r>
       <w:r>
         <w:rPr>
@@ -2907,15 +3003,47 @@
     </w:p>
     <w:p>
       <w:pPr>
-        <w:spacing w:after="80"/>
-        <w:ind w:left="240"/>
-      </w:pPr>
-      <w:r>
-        <w:rPr>
-          <w:sz w:val="24"/>
-          <w:szCs w:val="24"/>
-        </w:rPr>
-        <w:t xml:space="preserve">Every Tuesday I break down one study. This one should change your arm day.</w:t>
+        <w:spacing w:after="40"/>
+        <w:ind w:left="240"/>
+      </w:pPr>
+      <w:r>
+        <w:rPr>
+          <w:i/>
+          <w:iCs/>
+          <w:color w:val="6B6B6B"/>
+          <w:sz w:val="18"/>
+          <w:szCs w:val="18"/>
+        </w:rPr>
+        <w:t xml:space="preserve">[Show both exercises side by side.]</w:t>
+      </w:r>
+    </w:p>
+    <w:p>
+      <w:pPr>
+        <w:spacing w:after="40"/>
+        <w:ind w:left="240"/>
+      </w:pPr>
+      <w:r>
+        <w:rPr>
+          <w:sz w:val="22"/>
+          <w:szCs w:val="22"/>
+        </w:rPr>
+        <w:t xml:space="preserve">Twelve-week study: overhead cable extensions grew the triceps 19.9%. Arms by the side: 13.5%.</w:t>
+      </w:r>
+    </w:p>
+    <w:p>
+      <w:pPr>
+        <w:spacing w:after="40"/>
+        <w:ind w:left="240"/>
+      </w:pPr>
+      <w:r>
+        <w:rPr>
+          <w:i/>
+          <w:iCs/>
+          <w:color w:val="6B6B6B"/>
+          <w:sz w:val="18"/>
+          <w:szCs w:val="18"/>
+        </w:rPr>
+        <w:t xml:space="preserve">[ON-SCREEN: Maeo et al., Eur J Sport Sci 2023]</w:t>
       </w:r>
     </w:p>
     <w:p>
@@ -2923,7 +3051,7 @@
         <w:pBdr>
           <w:bottom w:val="single" w:color="FFE11A" w:sz="6" w:space="1"/>
         </w:pBdr>
-        <w:spacing w:after="80" w:before="200"/>
+        <w:spacing w:after="40" w:before="110"/>
       </w:pPr>
       <w:r>
         <w:rPr>
@@ -2933,97 +3061,29 @@
           <w:sz w:val="20"/>
           <w:szCs w:val="20"/>
         </w:rPr>
-        <w:t xml:space="preserve">12–52s  </w:t>
-      </w:r>
-      <w:r>
-        <w:rPr>
-          <w:b/>
-          <w:bCs/>
-          <w:sz w:val="22"/>
-          <w:szCs w:val="22"/>
-        </w:rPr>
-        <w:t xml:space="preserve">THE STUDY</w:t>
-      </w:r>
-    </w:p>
-    <w:p>
-      <w:pPr>
-        <w:spacing w:after="80"/>
-        <w:ind w:left="240"/>
-      </w:pPr>
-      <w:r>
-        <w:rPr>
-          <w:sz w:val="24"/>
-          <w:szCs w:val="24"/>
-        </w:rPr>
-        <w:t xml:space="preserve">In a 12-week study, people trained one arm with overhead cable extensions and the other with the arm by their side.</w:t>
-      </w:r>
-    </w:p>
-    <w:p>
-      <w:pPr>
-        <w:spacing w:after="80"/>
-        <w:ind w:left="240"/>
-      </w:pPr>
-      <w:r>
-        <w:rPr>
-          <w:i/>
-          <w:iCs/>
-          <w:color w:val="6B6B6B"/>
-          <w:sz w:val="19"/>
-          <w:szCs w:val="19"/>
-        </w:rPr>
-        <w:t xml:space="preserve">[ON-SCREEN: Maeo et al., Eur J Sport Sci 2023]</w:t>
-      </w:r>
-    </w:p>
-    <w:p>
-      <w:pPr>
-        <w:spacing w:after="80"/>
-        <w:ind w:left="240"/>
-      </w:pPr>
-      <w:r>
-        <w:rPr>
-          <w:sz w:val="24"/>
-          <w:szCs w:val="24"/>
-        </w:rPr>
-        <w:t xml:space="preserve">Whole triceps: plus 19.9% overhead, plus 13.5% by the side. The long head: 28.5% versus 13.9%.</w:t>
-      </w:r>
-    </w:p>
-    <w:p>
-      <w:pPr>
-        <w:spacing w:after="80"/>
-        <w:ind w:left="240"/>
-      </w:pPr>
-      <w:r>
-        <w:rPr>
-          <w:sz w:val="24"/>
-          <w:szCs w:val="24"/>
-        </w:rPr>
-        <w:t xml:space="preserve">So pushdowns are useless? No. They still grew.</w:t>
-      </w:r>
-    </w:p>
-    <w:p>
-      <w:pPr>
-        <w:spacing w:after="80"/>
-        <w:ind w:left="240"/>
-      </w:pPr>
-      <w:r>
-        <w:rPr>
-          <w:sz w:val="24"/>
-          <w:szCs w:val="24"/>
-        </w:rPr>
-        <w:t xml:space="preserve">Why the difference? The overhead position stretches the long head more. Training a muscle at longer lengths looks promising, though scientists are still confirming exactly why.</w:t>
-      </w:r>
-    </w:p>
-    <w:p>
-      <w:pPr>
-        <w:spacing w:after="80"/>
-        <w:ind w:left="240"/>
-      </w:pPr>
-      <w:r>
-        <w:rPr>
-          <w:sz w:val="24"/>
-          <w:szCs w:val="24"/>
-        </w:rPr>
-        <w:t xml:space="preserve">Do this: one overhead extension every arm day, with a controlled stretch at the bottom.</w:t>
+        <w:t xml:space="preserve">13–22s  </w:t>
+      </w:r>
+      <w:r>
+        <w:rPr>
+          <w:b/>
+          <w:bCs/>
+          <w:sz w:val="22"/>
+          <w:szCs w:val="22"/>
+        </w:rPr>
+        <w:t xml:space="preserve">3 · FIRST PROBLEM</w:t>
+      </w:r>
+    </w:p>
+    <w:p>
+      <w:pPr>
+        <w:spacing w:after="40"/>
+        <w:ind w:left="240"/>
+      </w:pPr>
+      <w:r>
+        <w:rPr>
+          <w:sz w:val="22"/>
+          <w:szCs w:val="22"/>
+        </w:rPr>
+        <w:t xml:space="preserve">Problem: overhead extensions feel weaker. You'll use less weight.</w:t>
       </w:r>
     </w:p>
     <w:p>
@@ -3031,7 +3091,7 @@
         <w:pBdr>
           <w:bottom w:val="single" w:color="FFE11A" w:sz="6" w:space="1"/>
         </w:pBdr>
-        <w:spacing w:after="80" w:before="200"/>
+        <w:spacing w:after="40" w:before="110"/>
       </w:pPr>
       <w:r>
         <w:rPr>
@@ -3041,29 +3101,29 @@
           <w:sz w:val="20"/>
           <w:szCs w:val="20"/>
         </w:rPr>
-        <w:t xml:space="preserve">52–57s  </w:t>
-      </w:r>
-      <w:r>
-        <w:rPr>
-          <w:b/>
-          <w:bCs/>
-          <w:sz w:val="22"/>
-          <w:szCs w:val="22"/>
-        </w:rPr>
-        <w:t xml:space="preserve">SAVE</w:t>
-      </w:r>
-    </w:p>
-    <w:p>
-      <w:pPr>
-        <w:spacing w:after="80"/>
-        <w:ind w:left="240"/>
-      </w:pPr>
-      <w:r>
-        <w:rPr>
-          <w:sz w:val="24"/>
-          <w:szCs w:val="24"/>
-        </w:rPr>
-        <w:t xml:space="preserve">Save this for arm day.</w:t>
+        <w:t xml:space="preserve">22–30s  </w:t>
+      </w:r>
+      <w:r>
+        <w:rPr>
+          <w:b/>
+          <w:bCs/>
+          <w:sz w:val="22"/>
+          <w:szCs w:val="22"/>
+        </w:rPr>
+        <w:t xml:space="preserve">4 · FALSE RELIEF (half the fix)</w:t>
+      </w:r>
+    </w:p>
+    <w:p>
+      <w:pPr>
+        <w:spacing w:after="40"/>
+        <w:ind w:left="240"/>
+      </w:pPr>
+      <w:r>
+        <w:rPr>
+          <w:sz w:val="22"/>
+          <w:szCs w:val="22"/>
+        </w:rPr>
+        <w:t xml:space="preserve">That's fine. It still grew more.</w:t>
       </w:r>
     </w:p>
     <w:p>
@@ -3071,7 +3131,7 @@
         <w:pBdr>
           <w:bottom w:val="single" w:color="FFE11A" w:sz="6" w:space="1"/>
         </w:pBdr>
-        <w:spacing w:after="80" w:before="200"/>
+        <w:spacing w:after="40" w:before="110"/>
       </w:pPr>
       <w:r>
         <w:rPr>
@@ -3081,16 +3141,109 @@
           <w:sz w:val="20"/>
           <w:szCs w:val="20"/>
         </w:rPr>
-        <w:t xml:space="preserve">57–72s  </w:t>
-      </w:r>
-      <w:r>
-        <w:rPr>
-          <w:b/>
-          <w:bCs/>
-          <w:sz w:val="22"/>
-          <w:szCs w:val="22"/>
-        </w:rPr>
-        <w:t xml:space="preserve">CLOSE + SHARE</w:t>
+        <w:t xml:space="preserve">30–40s  </w:t>
+      </w:r>
+      <w:r>
+        <w:rPr>
+          <w:b/>
+          <w:bCs/>
+          <w:sz w:val="22"/>
+          <w:szCs w:val="22"/>
+        </w:rPr>
+        <w:t xml:space="preserve">5 · SECOND, BIGGER PROBLEM</w:t>
+      </w:r>
+    </w:p>
+    <w:p>
+      <w:pPr>
+        <w:spacing w:after="40"/>
+        <w:ind w:left="240"/>
+      </w:pPr>
+      <w:r>
+        <w:rPr>
+          <w:sz w:val="22"/>
+          <w:szCs w:val="22"/>
+        </w:rPr>
+        <w:t xml:space="preserve">The bigger problem: scientists still aren't fully sure why. So don't throw out your pushdowns.</w:t>
+      </w:r>
+    </w:p>
+    <w:p>
+      <w:pPr>
+        <w:pBdr>
+          <w:bottom w:val="single" w:color="FFE11A" w:sz="6" w:space="1"/>
+        </w:pBdr>
+        <w:spacing w:after="40" w:before="110"/>
+      </w:pPr>
+      <w:r>
+        <w:rPr>
+          <w:b/>
+          <w:bCs/>
+          <w:color w:val="6B6B6B"/>
+          <w:sz w:val="20"/>
+          <w:szCs w:val="20"/>
+        </w:rPr>
+        <w:t xml:space="preserve">40–55s  </w:t>
+      </w:r>
+      <w:r>
+        <w:rPr>
+          <w:b/>
+          <w:bCs/>
+          <w:sz w:val="22"/>
+          <w:szCs w:val="22"/>
+        </w:rPr>
+        <w:t xml:space="preserve">6 · SOLUTION (close every loop)</w:t>
+      </w:r>
+    </w:p>
+    <w:p>
+      <w:pPr>
+        <w:spacing w:after="40"/>
+        <w:ind w:left="240"/>
+      </w:pPr>
+      <w:r>
+        <w:rPr>
+          <w:sz w:val="22"/>
+          <w:szCs w:val="22"/>
+        </w:rPr>
+        <w:t xml:space="preserve">So keep one overhead extension every arm day, with a controlled stretch at the bottom, and keep pushdowns as your second exercise.</w:t>
+      </w:r>
+    </w:p>
+    <w:p>
+      <w:pPr>
+        <w:spacing w:after="40"/>
+        <w:ind w:left="240"/>
+      </w:pPr>
+      <w:r>
+        <w:rPr>
+          <w:sz w:val="22"/>
+          <w:szCs w:val="22"/>
+        </w:rPr>
+        <w:t xml:space="preserve">The long head especially: 28.5% versus 13.9%.</w:t>
+      </w:r>
+    </w:p>
+    <w:p>
+      <w:pPr>
+        <w:pBdr>
+          <w:bottom w:val="single" w:color="FFE11A" w:sz="6" w:space="1"/>
+        </w:pBdr>
+        <w:spacing w:after="40" w:before="110"/>
+      </w:pPr>
+      <w:r>
+        <w:rPr>
+          <w:b/>
+          <w:bCs/>
+          <w:color w:val="6B6B6B"/>
+          <w:sz w:val="20"/>
+          <w:szCs w:val="20"/>
+        </w:rPr>
+        <w:t xml:space="preserve">55–72s  </w:t>
+      </w:r>
+      <w:r>
+        <w:rPr>
+          <w:b/>
+          <w:bCs/>
+          <w:sz w:val="22"/>
+          <w:szCs w:val="22"/>
+        </w:rPr>
+        <w:t xml:space="preserve">7 · EMOTIONAL CTA (end on hope)</w:t>
       </w:r>
       <w:r>
         <w:rPr>
@@ -3105,41 +3258,28 @@
     </w:p>
     <w:p>
       <w:pPr>
-        <w:spacing w:after="80"/>
-        <w:ind w:left="240"/>
-      </w:pPr>
-      <w:r>
-        <w:rPr>
-          <w:sz w:val="24"/>
-          <w:szCs w:val="24"/>
-        </w:rPr>
-        <w:t xml:space="preserve">Small change, big difference. That's science-based lifting.</w:t>
-      </w:r>
-    </w:p>
-    <w:p>
-      <w:pPr>
-        <w:spacing w:after="80"/>
-        <w:ind w:left="240"/>
-      </w:pPr>
-      <w:r>
-        <w:rPr>
-          <w:sz w:val="24"/>
-          <w:szCs w:val="24"/>
-        </w:rPr>
-        <w:t xml:space="preserve">Follow for one study every Tuesday.</w:t>
-      </w:r>
-    </w:p>
-    <w:p>
-      <w:pPr>
-        <w:spacing w:after="80"/>
-        <w:ind w:left="240"/>
-      </w:pPr>
-      <w:r>
-        <w:rPr>
-          <w:sz w:val="24"/>
-          <w:szCs w:val="24"/>
-        </w:rPr>
-        <w:t xml:space="preserve">Share this with the friend whose triceps never grow. This might be why.</w:t>
+        <w:spacing w:after="40"/>
+        <w:ind w:left="240"/>
+      </w:pPr>
+      <w:r>
+        <w:rPr>
+          <w:sz w:val="22"/>
+          <w:szCs w:val="22"/>
+        </w:rPr>
+        <w:t xml:space="preserve">Small changes, big results. That's why I love science-based lifting.</w:t>
+      </w:r>
+    </w:p>
+    <w:p>
+      <w:pPr>
+        <w:spacing w:after="40"/>
+        <w:ind w:left="240"/>
+      </w:pPr>
+      <w:r>
+        <w:rPr>
+          <w:sz w:val="22"/>
+          <w:szCs w:val="22"/>
+        </w:rPr>
+        <w:t xml:space="preserve">Send this to the friend whose triceps never grow. And follow, one study every Tuesday.</w:t>
       </w:r>
     </w:p>
     <w:p>
@@ -3353,7 +3493,7 @@
                 <w:sz w:val="20"/>
                 <w:szCs w:val="20"/>
               </w:rPr>
-              <w:t xml:space="preserve">~56 s spoken in English (139 words). Keep the Tamil delivery under 90 s.</w:t>
+              <w:t xml:space="preserve">~66 s spoken in English (164 words). Keep the Tamil delivery under 90 s.</w:t>
             </w:r>
           </w:p>
         </w:tc>
@@ -3419,7 +3559,7 @@
               </w:rPr>
               <w:t xml:space="preserve">  </w:t>
             </w:r>
-            <w:hyperlink w:history="1" r:id="rIdgdozhr-ylyebsxuowlvpa">
+            <w:hyperlink w:history="1" r:id="rIdspskk-8aklncqxkfrya65">
               <w:r>
                 <w:rPr>
                   <w:rStyle w:val="Hyperlink"/>
@@ -3437,7 +3577,7 @@
               </w:rPr>
               <w:t xml:space="preserve">   Also: </w:t>
             </w:r>
-            <w:hyperlink w:history="1" r:id="rIdm9rbscemkjygayfzoie41">
+            <w:hyperlink w:history="1" r:id="rIdcddkbetcssesx3ink2hj_">
               <w:r>
                 <w:rPr>
                   <w:rStyle w:val="Hyperlink"/>
@@ -3511,7 +3651,7 @@
                 <w:sz w:val="20"/>
                 <w:szCs w:val="20"/>
               </w:rPr>
-              <w:t xml:space="preserve">Protein calculator: grams per day at 1.6 g/kg for 50–100 kg, plus Indian foods with protein per portion and a 3–4 meal split.</w:t>
+              <w:t xml:space="preserve">Protein calculator: grams per day at 1.6 g/kg for 50–100 kg, Indian foods with protein per portion, and a 3–4 meal split.</w:t>
             </w:r>
           </w:p>
         </w:tc>
@@ -3522,7 +3662,7 @@
         <w:pBdr>
           <w:bottom w:val="single" w:color="FFE11A" w:sz="6" w:space="1"/>
         </w:pBdr>
-        <w:spacing w:after="80" w:before="200"/>
+        <w:spacing w:after="40" w:before="110"/>
       </w:pPr>
       <w:r>
         <w:rPr>
@@ -3532,16 +3672,16 @@
           <w:sz w:val="20"/>
           <w:szCs w:val="20"/>
         </w:rPr>
-        <w:t xml:space="preserve">0–5s  </w:t>
-      </w:r>
-      <w:r>
-        <w:rPr>
-          <w:b/>
-          <w:bCs/>
-          <w:sz w:val="22"/>
-          <w:szCs w:val="22"/>
-        </w:rPr>
-        <w:t xml:space="preserve">HOOK STACK</w:t>
+        <w:t xml:space="preserve">0–3s  </w:t>
+      </w:r>
+      <w:r>
+        <w:rPr>
+          <w:b/>
+          <w:bCs/>
+          <w:sz w:val="22"/>
+          <w:szCs w:val="22"/>
+        </w:rPr>
+        <w:t xml:space="preserve">1 · HOOK: CURIOSITY</w:t>
       </w:r>
       <w:r>
         <w:rPr>
@@ -3556,7 +3696,7 @@
     </w:p>
     <w:p>
       <w:pPr>
-        <w:spacing w:after="80"/>
+        <w:spacing w:after="40"/>
         <w:ind w:left="240"/>
       </w:pPr>
       <w:r>
@@ -3564,49 +3704,36 @@
           <w:i/>
           <w:iCs/>
           <w:color w:val="6B6B6B"/>
-          <w:sz w:val="19"/>
-          <w:szCs w:val="19"/>
-        </w:rPr>
-        <w:t xml:space="preserve">[Rising SFX. Open on you, not the board.]</w:t>
-      </w:r>
-    </w:p>
-    <w:p>
-      <w:pPr>
-        <w:spacing w:after="80"/>
-        <w:ind w:left="240"/>
-      </w:pPr>
-      <w:r>
-        <w:rPr>
-          <w:sz w:val="24"/>
-          <w:szCs w:val="24"/>
+          <w:sz w:val="18"/>
+          <w:szCs w:val="18"/>
+        </w:rPr>
+        <w:t xml:space="preserve">[Rising SFX starts under the first word.]</w:t>
+      </w:r>
+    </w:p>
+    <w:p>
+      <w:pPr>
+        <w:spacing w:after="40"/>
+        <w:ind w:left="240"/>
+      </w:pPr>
+      <w:r>
+        <w:rPr>
+          <w:sz w:val="22"/>
+          <w:szCs w:val="22"/>
         </w:rPr>
         <w:t xml:space="preserve">Body weight times one gram of protein?</w:t>
       </w:r>
     </w:p>
     <w:p>
       <w:pPr>
-        <w:spacing w:after="80"/>
-        <w:ind w:left="240"/>
-      </w:pPr>
-      <w:r>
-        <w:rPr>
-          <w:sz w:val="24"/>
-          <w:szCs w:val="24"/>
-        </w:rPr>
-        <w:t xml:space="preserve">Or two grams?</w:t>
-      </w:r>
-    </w:p>
-    <w:p>
-      <w:pPr>
-        <w:spacing w:after="80"/>
-        <w:ind w:left="240"/>
-      </w:pPr>
-      <w:r>
-        <w:rPr>
-          <w:sz w:val="24"/>
-          <w:szCs w:val="24"/>
-        </w:rPr>
-        <w:t xml:space="preserve">Or 'too much protein spoils your kidneys'?</w:t>
+        <w:spacing w:after="40"/>
+        <w:ind w:left="240"/>
+      </w:pPr>
+      <w:r>
+        <w:rPr>
+          <w:sz w:val="22"/>
+          <w:szCs w:val="22"/>
+        </w:rPr>
+        <w:t xml:space="preserve">Or two?</w:t>
       </w:r>
     </w:p>
     <w:p>
@@ -3614,7 +3741,7 @@
         <w:pBdr>
           <w:bottom w:val="single" w:color="FFE11A" w:sz="6" w:space="1"/>
         </w:pBdr>
-        <w:spacing w:after="80" w:before="200"/>
+        <w:spacing w:after="40" w:before="110"/>
       </w:pPr>
       <w:r>
         <w:rPr>
@@ -3624,16 +3751,16 @@
           <w:sz w:val="20"/>
           <w:szCs w:val="20"/>
         </w:rPr>
-        <w:t xml:space="preserve">5–7s  </w:t>
-      </w:r>
-      <w:r>
-        <w:rPr>
-          <w:b/>
-          <w:bCs/>
-          <w:sz w:val="22"/>
-          <w:szCs w:val="22"/>
-        </w:rPr>
-        <w:t xml:space="preserve">MEME</w:t>
+        <w:t xml:space="preserve">3–6s  </w:t>
+      </w:r>
+      <w:r>
+        <w:rPr>
+          <w:b/>
+          <w:bCs/>
+          <w:sz w:val="22"/>
+          <w:szCs w:val="22"/>
+        </w:rPr>
+        <w:t xml:space="preserve">1 · HOOK: PATTERN INTERRUPT</w:t>
       </w:r>
       <w:r>
         <w:rPr>
@@ -3648,7 +3775,20 @@
     </w:p>
     <w:p>
       <w:pPr>
-        <w:spacing w:after="80"/>
+        <w:spacing w:after="40"/>
+        <w:ind w:left="240"/>
+      </w:pPr>
+      <w:r>
+        <w:rPr>
+          <w:sz w:val="22"/>
+          <w:szCs w:val="22"/>
+        </w:rPr>
+        <w:t xml:space="preserve">Neither is where the research landed.</w:t>
+      </w:r>
+    </w:p>
+    <w:p>
+      <w:pPr>
+        <w:spacing w:after="40"/>
         <w:ind w:left="240"/>
       </w:pPr>
       <w:r>
@@ -3656,10 +3796,10 @@
           <w:i/>
           <w:iCs/>
           <w:color w:val="6B6B6B"/>
-          <w:sz w:val="19"/>
-          <w:szCs w:val="19"/>
-        </w:rPr>
-        <w:t xml:space="preserve">[MEME: maths-teacher / calculator confusion comedy.]</w:t>
+          <w:sz w:val="18"/>
+          <w:szCs w:val="18"/>
+        </w:rPr>
+        <w:t xml:space="preserve">[MEME lands on the turn: a maths-teacher / calculator confusion scene]</w:t>
       </w:r>
     </w:p>
     <w:p>
@@ -3667,7 +3807,7 @@
         <w:pBdr>
           <w:bottom w:val="single" w:color="FFE11A" w:sz="6" w:space="1"/>
         </w:pBdr>
-        <w:spacing w:after="80" w:before="200"/>
+        <w:spacing w:after="40" w:before="110"/>
       </w:pPr>
       <w:r>
         <w:rPr>
@@ -3677,16 +3817,16 @@
           <w:sz w:val="20"/>
           <w:szCs w:val="20"/>
         </w:rPr>
-        <w:t xml:space="preserve">7–12s  </w:t>
-      </w:r>
-      <w:r>
-        <w:rPr>
-          <w:b/>
-          <w:bCs/>
-          <w:sz w:val="22"/>
-          <w:szCs w:val="22"/>
-        </w:rPr>
-        <w:t xml:space="preserve">AUTHORITY</w:t>
+        <w:t xml:space="preserve">6–13s  </w:t>
+      </w:r>
+      <w:r>
+        <w:rPr>
+          <w:b/>
+          <w:bCs/>
+          <w:sz w:val="22"/>
+          <w:szCs w:val="22"/>
+        </w:rPr>
+        <w:t xml:space="preserve">2 · VALUE (real info by 13 s)</w:t>
       </w:r>
       <w:r>
         <w:rPr>
@@ -3701,15 +3841,47 @@
     </w:p>
     <w:p>
       <w:pPr>
-        <w:spacing w:after="80"/>
-        <w:ind w:left="240"/>
-      </w:pPr>
-      <w:r>
-        <w:rPr>
-          <w:sz w:val="24"/>
-          <w:szCs w:val="24"/>
-        </w:rPr>
-        <w:t xml:space="preserve">Gym Basics, episode 4. Let's do the maths on the board.</w:t>
+        <w:spacing w:after="40"/>
+        <w:ind w:left="240"/>
+      </w:pPr>
+      <w:r>
+        <w:rPr>
+          <w:i/>
+          <w:iCs/>
+          <w:color w:val="6B6B6B"/>
+          <w:sz w:val="18"/>
+          <w:szCs w:val="18"/>
+        </w:rPr>
+        <w:t xml:space="preserve">[CHECK before filming: confirm the 1.6 g/kg breakpoint in the paper's results section.]</w:t>
+      </w:r>
+    </w:p>
+    <w:p>
+      <w:pPr>
+        <w:spacing w:after="40"/>
+        <w:ind w:left="240"/>
+      </w:pPr>
+      <w:r>
+        <w:rPr>
+          <w:sz w:val="22"/>
+          <w:szCs w:val="22"/>
+        </w:rPr>
+        <w:t xml:space="preserve">Gym Basics, episode 4. A meta-analysis of 49 trials found the benefit levelled off around 1.6 grams per kilo per day.</w:t>
+      </w:r>
+    </w:p>
+    <w:p>
+      <w:pPr>
+        <w:spacing w:after="40"/>
+        <w:ind w:left="240"/>
+      </w:pPr>
+      <w:r>
+        <w:rPr>
+          <w:i/>
+          <w:iCs/>
+          <w:color w:val="6B6B6B"/>
+          <w:sz w:val="18"/>
+          <w:szCs w:val="18"/>
+        </w:rPr>
+        <w:t xml:space="preserve">[ON-SCREEN: Morton et al., Br J Sports Med 2018]</w:t>
       </w:r>
     </w:p>
     <w:p>
@@ -3717,7 +3889,7 @@
         <w:pBdr>
           <w:bottom w:val="single" w:color="FFE11A" w:sz="6" w:space="1"/>
         </w:pBdr>
-        <w:spacing w:after="80" w:before="200"/>
+        <w:spacing w:after="40" w:before="110"/>
       </w:pPr>
       <w:r>
         <w:rPr>
@@ -3727,21 +3899,21 @@
           <w:sz w:val="20"/>
           <w:szCs w:val="20"/>
         </w:rPr>
-        <w:t xml:space="preserve">12–55s  </w:t>
-      </w:r>
-      <w:r>
-        <w:rPr>
-          <w:b/>
-          <w:bCs/>
-          <w:sz w:val="22"/>
-          <w:szCs w:val="22"/>
-        </w:rPr>
-        <w:t xml:space="preserve">THE BOARD</w:t>
-      </w:r>
-    </w:p>
-    <w:p>
-      <w:pPr>
-        <w:spacing w:after="80"/>
+        <w:t xml:space="preserve">13–22s  </w:t>
+      </w:r>
+      <w:r>
+        <w:rPr>
+          <w:b/>
+          <w:bCs/>
+          <w:sz w:val="22"/>
+          <w:szCs w:val="22"/>
+        </w:rPr>
+        <w:t xml:space="preserve">3 · FIRST PROBLEM</w:t>
+      </w:r>
+    </w:p>
+    <w:p>
+      <w:pPr>
+        <w:spacing w:after="40"/>
         <w:ind w:left="240"/>
       </w:pPr>
       <w:r>
@@ -3749,107 +3921,23 @@
           <w:i/>
           <w:iCs/>
           <w:color w:val="6B6B6B"/>
-          <w:sz w:val="19"/>
-          <w:szCs w:val="19"/>
-        </w:rPr>
-        <w:t xml:space="preserve">[CHECK before filming: confirm the 1.6 g/kg breakpoint in the paper's results section.]</w:t>
-      </w:r>
-    </w:p>
-    <w:p>
-      <w:pPr>
-        <w:spacing w:after="80"/>
-        <w:ind w:left="240"/>
-      </w:pPr>
-      <w:r>
-        <w:rPr>
-          <w:sz w:val="24"/>
-          <w:szCs w:val="24"/>
-        </w:rPr>
-        <w:t xml:space="preserve">A big meta-analysis of 49 trials found protein boosts muscle gains when you lift, and the benefit levelled off around 1.6 grams per kilo per day.</w:t>
-      </w:r>
-    </w:p>
-    <w:p>
-      <w:pPr>
-        <w:spacing w:after="80"/>
-        <w:ind w:left="240"/>
-      </w:pPr>
-      <w:r>
-        <w:rPr>
-          <w:i/>
-          <w:iCs/>
-          <w:color w:val="6B6B6B"/>
-          <w:sz w:val="19"/>
-          <w:szCs w:val="19"/>
-        </w:rPr>
-        <w:t xml:space="preserve">[ON-SCREEN: Morton et al., Br J Sports Med 2018]</w:t>
-      </w:r>
-    </w:p>
-    <w:p>
-      <w:pPr>
-        <w:spacing w:after="80"/>
-        <w:ind w:left="240"/>
-      </w:pPr>
-      <w:r>
-        <w:rPr>
-          <w:i/>
-          <w:iCs/>
-          <w:color w:val="6B6B6B"/>
-          <w:sz w:val="19"/>
-          <w:szCs w:val="19"/>
+          <w:sz w:val="18"/>
+          <w:szCs w:val="18"/>
         </w:rPr>
         <w:t xml:space="preserve">[Board: 70 kg × 1.6 = 112 g/day]</w:t>
       </w:r>
     </w:p>
     <w:p>
       <w:pPr>
-        <w:spacing w:after="80"/>
-        <w:ind w:left="240"/>
-      </w:pPr>
-      <w:r>
-        <w:rPr>
-          <w:sz w:val="24"/>
-          <w:szCs w:val="24"/>
-        </w:rPr>
-        <w:t xml:space="preserve">Example: 70 kilos means about 112 grams a day.</w:t>
-      </w:r>
-    </w:p>
-    <w:p>
-      <w:pPr>
-        <w:spacing w:after="80"/>
-        <w:ind w:left="240"/>
-      </w:pPr>
-      <w:r>
-        <w:rPr>
-          <w:sz w:val="24"/>
-          <w:szCs w:val="24"/>
-        </w:rPr>
-        <w:t xml:space="preserve">So you need three scoops of whey? No.</w:t>
-      </w:r>
-    </w:p>
-    <w:p>
-      <w:pPr>
-        <w:spacing w:after="80"/>
-        <w:ind w:left="240"/>
-      </w:pPr>
-      <w:r>
-        <w:rPr>
-          <w:sz w:val="24"/>
-          <w:szCs w:val="24"/>
-        </w:rPr>
-        <w:t xml:space="preserve">Food first: curd, eggs, dal, paneer, chicken, fish, soya. Split it across three or four meals.</w:t>
-      </w:r>
-    </w:p>
-    <w:p>
-      <w:pPr>
-        <w:spacing w:after="80"/>
-        <w:ind w:left="240"/>
-      </w:pPr>
-      <w:r>
-        <w:rPr>
-          <w:sz w:val="24"/>
-          <w:szCs w:val="24"/>
-        </w:rPr>
-        <w:t xml:space="preserve">And if you have any kidney condition, check with your doctor first.</w:t>
+        <w:spacing w:after="40"/>
+        <w:ind w:left="240"/>
+      </w:pPr>
+      <w:r>
+        <w:rPr>
+          <w:sz w:val="22"/>
+          <w:szCs w:val="22"/>
+        </w:rPr>
+        <w:t xml:space="preserve">Problem: for a 70-kilo person that's about 112 grams. And most of us have no idea how much we actually eat.</w:t>
       </w:r>
     </w:p>
     <w:p>
@@ -3857,7 +3945,7 @@
         <w:pBdr>
           <w:bottom w:val="single" w:color="FFE11A" w:sz="6" w:space="1"/>
         </w:pBdr>
-        <w:spacing w:after="80" w:before="200"/>
+        <w:spacing w:after="40" w:before="110"/>
       </w:pPr>
       <w:r>
         <w:rPr>
@@ -3867,29 +3955,29 @@
           <w:sz w:val="20"/>
           <w:szCs w:val="20"/>
         </w:rPr>
-        <w:t xml:space="preserve">55–62s  </w:t>
-      </w:r>
-      <w:r>
-        <w:rPr>
-          <w:b/>
-          <w:bCs/>
-          <w:sz w:val="22"/>
-          <w:szCs w:val="22"/>
-        </w:rPr>
-        <w:t xml:space="preserve">SAVE + LINK</w:t>
-      </w:r>
-    </w:p>
-    <w:p>
-      <w:pPr>
-        <w:spacing w:after="80"/>
-        <w:ind w:left="240"/>
-      </w:pPr>
-      <w:r>
-        <w:rPr>
-          <w:sz w:val="24"/>
-          <w:szCs w:val="24"/>
-        </w:rPr>
-        <w:t xml:space="preserve">Save this. Comment GRAMS and I'll send you a protein calculator with Indian food portions.</w:t>
+        <w:t xml:space="preserve">22–30s  </w:t>
+      </w:r>
+      <w:r>
+        <w:rPr>
+          <w:b/>
+          <w:bCs/>
+          <w:sz w:val="22"/>
+          <w:szCs w:val="22"/>
+        </w:rPr>
+        <w:t xml:space="preserve">4 · FALSE RELIEF (half the fix)</w:t>
+      </w:r>
+    </w:p>
+    <w:p>
+      <w:pPr>
+        <w:spacing w:after="40"/>
+        <w:ind w:left="240"/>
+      </w:pPr>
+      <w:r>
+        <w:rPr>
+          <w:sz w:val="22"/>
+          <w:szCs w:val="22"/>
+        </w:rPr>
+        <w:t xml:space="preserve">So add a scoop of whey? It helps. But it's not the whole fix.</w:t>
       </w:r>
     </w:p>
     <w:p>
@@ -3897,7 +3985,7 @@
         <w:pBdr>
           <w:bottom w:val="single" w:color="FFE11A" w:sz="6" w:space="1"/>
         </w:pBdr>
-        <w:spacing w:after="80" w:before="200"/>
+        <w:spacing w:after="40" w:before="110"/>
       </w:pPr>
       <w:r>
         <w:rPr>
@@ -3907,16 +3995,122 @@
           <w:sz w:val="20"/>
           <w:szCs w:val="20"/>
         </w:rPr>
-        <w:t xml:space="preserve">62–78s  </w:t>
-      </w:r>
-      <w:r>
-        <w:rPr>
-          <w:b/>
-          <w:bCs/>
-          <w:sz w:val="22"/>
-          <w:szCs w:val="22"/>
-        </w:rPr>
-        <w:t xml:space="preserve">CLOSE + SHARE</w:t>
+        <w:t xml:space="preserve">30–40s  </w:t>
+      </w:r>
+      <w:r>
+        <w:rPr>
+          <w:b/>
+          <w:bCs/>
+          <w:sz w:val="22"/>
+          <w:szCs w:val="22"/>
+        </w:rPr>
+        <w:t xml:space="preserve">5 · SECOND, BIGGER PROBLEM</w:t>
+      </w:r>
+    </w:p>
+    <w:p>
+      <w:pPr>
+        <w:spacing w:after="40"/>
+        <w:ind w:left="240"/>
+      </w:pPr>
+      <w:r>
+        <w:rPr>
+          <w:sz w:val="22"/>
+          <w:szCs w:val="22"/>
+        </w:rPr>
+        <w:t xml:space="preserve">The bigger problem: hitting that number means changing what's on your plate at every meal, not just one.</w:t>
+      </w:r>
+    </w:p>
+    <w:p>
+      <w:pPr>
+        <w:pBdr>
+          <w:bottom w:val="single" w:color="FFE11A" w:sz="6" w:space="1"/>
+        </w:pBdr>
+        <w:spacing w:after="40" w:before="110"/>
+      </w:pPr>
+      <w:r>
+        <w:rPr>
+          <w:b/>
+          <w:bCs/>
+          <w:color w:val="6B6B6B"/>
+          <w:sz w:val="20"/>
+          <w:szCs w:val="20"/>
+        </w:rPr>
+        <w:t xml:space="preserve">40–55s  </w:t>
+      </w:r>
+      <w:r>
+        <w:rPr>
+          <w:b/>
+          <w:bCs/>
+          <w:sz w:val="22"/>
+          <w:szCs w:val="22"/>
+        </w:rPr>
+        <w:t xml:space="preserve">6 · SOLUTION (close every loop)</w:t>
+      </w:r>
+    </w:p>
+    <w:p>
+      <w:pPr>
+        <w:spacing w:after="40"/>
+        <w:ind w:left="240"/>
+      </w:pPr>
+      <w:r>
+        <w:rPr>
+          <w:sz w:val="22"/>
+          <w:szCs w:val="22"/>
+        </w:rPr>
+        <w:t xml:space="preserve">So split it across three or four meals. Curd, eggs, dal, paneer, chicken, fish, soya. Around 28 grams each and you're there.</w:t>
+      </w:r>
+    </w:p>
+    <w:p>
+      <w:pPr>
+        <w:spacing w:after="40"/>
+        <w:ind w:left="240"/>
+      </w:pPr>
+      <w:r>
+        <w:rPr>
+          <w:sz w:val="22"/>
+          <w:szCs w:val="22"/>
+        </w:rPr>
+        <w:t xml:space="preserve">If you have any kidney condition, check with your doctor first.</w:t>
+      </w:r>
+    </w:p>
+    <w:p>
+      <w:pPr>
+        <w:spacing w:after="40"/>
+        <w:ind w:left="240"/>
+      </w:pPr>
+      <w:r>
+        <w:rPr>
+          <w:sz w:val="22"/>
+          <w:szCs w:val="22"/>
+        </w:rPr>
+        <w:t xml:space="preserve">Comment GRAMS and I'll send you a calculator with Indian portions.</w:t>
+      </w:r>
+    </w:p>
+    <w:p>
+      <w:pPr>
+        <w:pBdr>
+          <w:bottom w:val="single" w:color="FFE11A" w:sz="6" w:space="1"/>
+        </w:pBdr>
+        <w:spacing w:after="40" w:before="110"/>
+      </w:pPr>
+      <w:r>
+        <w:rPr>
+          <w:b/>
+          <w:bCs/>
+          <w:color w:val="6B6B6B"/>
+          <w:sz w:val="20"/>
+          <w:szCs w:val="20"/>
+        </w:rPr>
+        <w:t xml:space="preserve">55–72s  </w:t>
+      </w:r>
+      <w:r>
+        <w:rPr>
+          <w:b/>
+          <w:bCs/>
+          <w:sz w:val="22"/>
+          <w:szCs w:val="22"/>
+        </w:rPr>
+        <w:t xml:space="preserve">7 · EMOTIONAL CTA (end on hope)</w:t>
       </w:r>
       <w:r>
         <w:rPr>
@@ -3931,28 +4125,28 @@
     </w:p>
     <w:p>
       <w:pPr>
-        <w:spacing w:after="80"/>
-        <w:ind w:left="240"/>
-      </w:pPr>
-      <w:r>
-        <w:rPr>
-          <w:sz w:val="24"/>
-          <w:szCs w:val="24"/>
-        </w:rPr>
-        <w:t xml:space="preserve">Episode 5 next Wednesday: can you burn belly fat only? Follow.</w:t>
-      </w:r>
-    </w:p>
-    <w:p>
-      <w:pPr>
-        <w:spacing w:after="80"/>
-        <w:ind w:left="240"/>
-      </w:pPr>
-      <w:r>
-        <w:rPr>
-          <w:sz w:val="24"/>
-          <w:szCs w:val="24"/>
-        </w:rPr>
-        <w:t xml:space="preserve">Share this with the friend who thinks one egg a day is 'high protein'.</w:t>
+        <w:spacing w:after="40"/>
+        <w:ind w:left="240"/>
+      </w:pPr>
+      <w:r>
+        <w:rPr>
+          <w:sz w:val="22"/>
+          <w:szCs w:val="22"/>
+        </w:rPr>
+        <w:t xml:space="preserve">Getting your protein right is one of the simplest upgrades you'll ever make. Episode 5 next Wednesday.</w:t>
+      </w:r>
+    </w:p>
+    <w:p>
+      <w:pPr>
+        <w:spacing w:after="40"/>
+        <w:ind w:left="240"/>
+      </w:pPr>
+      <w:r>
+        <w:rPr>
+          <w:sz w:val="22"/>
+          <w:szCs w:val="22"/>
+        </w:rPr>
+        <w:t xml:space="preserve">Send this to the friend who thinks one egg a day is 'high protein'.</w:t>
       </w:r>
     </w:p>
     <w:p>
@@ -4166,7 +4360,7 @@
                 <w:sz w:val="20"/>
                 <w:szCs w:val="20"/>
               </w:rPr>
-              <w:t xml:space="preserve">~55 s spoken in English (134 words). Keep the Tamil delivery under 90 s.</w:t>
+              <w:t xml:space="preserve">~55 s spoken in English (136 words). Keep the Tamil delivery under 90 s.</w:t>
             </w:r>
           </w:p>
         </w:tc>
@@ -4232,7 +4426,7 @@
               </w:rPr>
               <w:t xml:space="preserve">  </w:t>
             </w:r>
-            <w:hyperlink w:history="1" r:id="rId_j3idibektlqkzdo8dsbd">
+            <w:hyperlink w:history="1" r:id="rIdhxhxsmrmlgd6tyu5ch454">
               <w:r>
                 <w:rPr>
                   <w:rStyle w:val="Hyperlink"/>
@@ -4306,7 +4500,7 @@
                 <w:sz w:val="20"/>
                 <w:szCs w:val="20"/>
               </w:rPr>
-              <w:t xml:space="preserve">Rest-time guide: big compound lifts vs isolation, the 'rest until you can hit your reps' rule, and what to do between sets.</w:t>
+              <w:t xml:space="preserve">Rest-time guide: compound vs isolation, the 'rest until you can hit your reps' rule, and what to do between sets.</w:t>
             </w:r>
           </w:p>
         </w:tc>
@@ -4317,7 +4511,7 @@
         <w:pBdr>
           <w:bottom w:val="single" w:color="FFE11A" w:sz="6" w:space="1"/>
         </w:pBdr>
-        <w:spacing w:after="80" w:before="200"/>
+        <w:spacing w:after="40" w:before="110"/>
       </w:pPr>
       <w:r>
         <w:rPr>
@@ -4327,16 +4521,16 @@
           <w:sz w:val="20"/>
           <w:szCs w:val="20"/>
         </w:rPr>
-        <w:t xml:space="preserve">0–5s  </w:t>
-      </w:r>
-      <w:r>
-        <w:rPr>
-          <w:b/>
-          <w:bCs/>
-          <w:sz w:val="22"/>
-          <w:szCs w:val="22"/>
-        </w:rPr>
-        <w:t xml:space="preserve">HOOK STACK</w:t>
+        <w:t xml:space="preserve">0–3s  </w:t>
+      </w:r>
+      <w:r>
+        <w:rPr>
+          <w:b/>
+          <w:bCs/>
+          <w:sz w:val="22"/>
+          <w:szCs w:val="22"/>
+        </w:rPr>
+        <w:t xml:space="preserve">1 · HOOK: CURIOSITY</w:t>
       </w:r>
       <w:r>
         <w:rPr>
@@ -4351,7 +4545,7 @@
     </w:p>
     <w:p>
       <w:pPr>
-        <w:spacing w:after="80"/>
+        <w:spacing w:after="40"/>
         <w:ind w:left="240"/>
       </w:pPr>
       <w:r>
@@ -4359,49 +4553,23 @@
           <w:i/>
           <w:iCs/>
           <w:color w:val="6B6B6B"/>
-          <w:sz w:val="19"/>
-          <w:szCs w:val="19"/>
-        </w:rPr>
-        <w:t xml:space="preserve">[Rising SFX.]</w:t>
-      </w:r>
-    </w:p>
-    <w:p>
-      <w:pPr>
-        <w:spacing w:after="80"/>
-        <w:ind w:left="240"/>
-      </w:pPr>
-      <w:r>
-        <w:rPr>
-          <w:sz w:val="24"/>
-          <w:szCs w:val="24"/>
-        </w:rPr>
-        <w:t xml:space="preserve">Checking your phone between sets?</w:t>
-      </w:r>
-    </w:p>
-    <w:p>
-      <w:pPr>
-        <w:spacing w:after="80"/>
-        <w:ind w:left="240"/>
-      </w:pPr>
-      <w:r>
-        <w:rPr>
-          <w:sz w:val="24"/>
-          <w:szCs w:val="24"/>
-        </w:rPr>
-        <w:t xml:space="preserve">Lazy? Wasting your gains?</w:t>
-      </w:r>
-    </w:p>
-    <w:p>
-      <w:pPr>
-        <w:spacing w:after="80"/>
-        <w:ind w:left="240"/>
-      </w:pPr>
-      <w:r>
-        <w:rPr>
-          <w:sz w:val="24"/>
-          <w:szCs w:val="24"/>
-        </w:rPr>
-        <w:t xml:space="preserve">Maybe not.</w:t>
+          <w:sz w:val="18"/>
+          <w:szCs w:val="18"/>
+        </w:rPr>
+        <w:t xml:space="preserve">[Rising SFX starts under the first word.]</w:t>
+      </w:r>
+    </w:p>
+    <w:p>
+      <w:pPr>
+        <w:spacing w:after="40"/>
+        <w:ind w:left="240"/>
+      </w:pPr>
+      <w:r>
+        <w:rPr>
+          <w:sz w:val="22"/>
+          <w:szCs w:val="22"/>
+        </w:rPr>
+        <w:t xml:space="preserve">Scrolling your phone between sets.</w:t>
       </w:r>
     </w:p>
     <w:p>
@@ -4409,7 +4577,7 @@
         <w:pBdr>
           <w:bottom w:val="single" w:color="FFE11A" w:sz="6" w:space="1"/>
         </w:pBdr>
-        <w:spacing w:after="80" w:before="200"/>
+        <w:spacing w:after="40" w:before="110"/>
       </w:pPr>
       <w:r>
         <w:rPr>
@@ -4419,16 +4587,16 @@
           <w:sz w:val="20"/>
           <w:szCs w:val="20"/>
         </w:rPr>
-        <w:t xml:space="preserve">5–7s  </w:t>
-      </w:r>
-      <w:r>
-        <w:rPr>
-          <w:b/>
-          <w:bCs/>
-          <w:sz w:val="22"/>
-          <w:szCs w:val="22"/>
-        </w:rPr>
-        <w:t xml:space="preserve">MEME</w:t>
+        <w:t xml:space="preserve">3–6s  </w:t>
+      </w:r>
+      <w:r>
+        <w:rPr>
+          <w:b/>
+          <w:bCs/>
+          <w:sz w:val="22"/>
+          <w:szCs w:val="22"/>
+        </w:rPr>
+        <w:t xml:space="preserve">1 · HOOK: PATTERN INTERRUPT</w:t>
       </w:r>
       <w:r>
         <w:rPr>
@@ -4443,7 +4611,20 @@
     </w:p>
     <w:p>
       <w:pPr>
-        <w:spacing w:after="80"/>
+        <w:spacing w:after="40"/>
+        <w:ind w:left="240"/>
+      </w:pPr>
+      <w:r>
+        <w:rPr>
+          <w:sz w:val="22"/>
+          <w:szCs w:val="22"/>
+        </w:rPr>
+        <w:t xml:space="preserve">Might actually be good for your gains.</w:t>
+      </w:r>
+    </w:p>
+    <w:p>
+      <w:pPr>
+        <w:spacing w:after="40"/>
         <w:ind w:left="240"/>
       </w:pPr>
       <w:r>
@@ -4451,10 +4632,10 @@
           <w:i/>
           <w:iCs/>
           <w:color w:val="6B6B6B"/>
-          <w:sz w:val="19"/>
-          <w:szCs w:val="19"/>
-        </w:rPr>
-        <w:t xml:space="preserve">[MEME: impatient waiting / clock-watching comedy.]</w:t>
+          <w:sz w:val="18"/>
+          <w:szCs w:val="18"/>
+        </w:rPr>
+        <w:t xml:space="preserve">[MEME lands on the turn: an impatient waiting / clock-watching scene]</w:t>
       </w:r>
     </w:p>
     <w:p>
@@ -4462,7 +4643,7 @@
         <w:pBdr>
           <w:bottom w:val="single" w:color="FFE11A" w:sz="6" w:space="1"/>
         </w:pBdr>
-        <w:spacing w:after="80" w:before="200"/>
+        <w:spacing w:after="40" w:before="110"/>
       </w:pPr>
       <w:r>
         <w:rPr>
@@ -4472,16 +4653,16 @@
           <w:sz w:val="20"/>
           <w:szCs w:val="20"/>
         </w:rPr>
-        <w:t xml:space="preserve">7–12s  </w:t>
-      </w:r>
-      <w:r>
-        <w:rPr>
-          <w:b/>
-          <w:bCs/>
-          <w:sz w:val="22"/>
-          <w:szCs w:val="22"/>
-        </w:rPr>
-        <w:t xml:space="preserve">AUTHORITY</w:t>
+        <w:t xml:space="preserve">6–13s  </w:t>
+      </w:r>
+      <w:r>
+        <w:rPr>
+          <w:b/>
+          <w:bCs/>
+          <w:sz w:val="22"/>
+          <w:szCs w:val="22"/>
+        </w:rPr>
+        <w:t xml:space="preserve">2 · VALUE (real info by 13 s)</w:t>
       </w:r>
       <w:r>
         <w:rPr>
@@ -4496,15 +4677,31 @@
     </w:p>
     <w:p>
       <w:pPr>
-        <w:spacing w:after="80"/>
-        <w:ind w:left="240"/>
-      </w:pPr>
-      <w:r>
-        <w:rPr>
-          <w:sz w:val="24"/>
-          <w:szCs w:val="24"/>
-        </w:rPr>
-        <w:t xml:space="preserve">Lifting Science, episode 3. One study, one board.</w:t>
+        <w:spacing w:after="40"/>
+        <w:ind w:left="240"/>
+      </w:pPr>
+      <w:r>
+        <w:rPr>
+          <w:sz w:val="22"/>
+          <w:szCs w:val="22"/>
+        </w:rPr>
+        <w:t xml:space="preserve">Lifting Science, episode 3. A 2024 analysis found a small muscle-growth benefit for resting longer than about 60 seconds between sets.</w:t>
+      </w:r>
+    </w:p>
+    <w:p>
+      <w:pPr>
+        <w:spacing w:after="40"/>
+        <w:ind w:left="240"/>
+      </w:pPr>
+      <w:r>
+        <w:rPr>
+          <w:i/>
+          <w:iCs/>
+          <w:color w:val="6B6B6B"/>
+          <w:sz w:val="18"/>
+          <w:szCs w:val="18"/>
+        </w:rPr>
+        <w:t xml:space="preserve">[ON-SCREEN: Singer et al., 2024]</w:t>
       </w:r>
     </w:p>
     <w:p>
@@ -4512,7 +4709,7 @@
         <w:pBdr>
           <w:bottom w:val="single" w:color="FFE11A" w:sz="6" w:space="1"/>
         </w:pBdr>
-        <w:spacing w:after="80" w:before="200"/>
+        <w:spacing w:after="40" w:before="110"/>
       </w:pPr>
       <w:r>
         <w:rPr>
@@ -4522,113 +4719,29 @@
           <w:sz w:val="20"/>
           <w:szCs w:val="20"/>
         </w:rPr>
-        <w:t xml:space="preserve">12–52s  </w:t>
-      </w:r>
-      <w:r>
-        <w:rPr>
-          <w:b/>
-          <w:bCs/>
-          <w:sz w:val="22"/>
-          <w:szCs w:val="22"/>
-        </w:rPr>
-        <w:t xml:space="preserve">THE BOARD</w:t>
-      </w:r>
-    </w:p>
-    <w:p>
-      <w:pPr>
-        <w:spacing w:after="80"/>
-        <w:ind w:left="240"/>
-      </w:pPr>
-      <w:r>
-        <w:rPr>
-          <w:sz w:val="24"/>
-          <w:szCs w:val="24"/>
-        </w:rPr>
-        <w:t xml:space="preserve">A 2024 analysis of the research found a small muscle-growth benefit when you rest longer than about 60 seconds between sets.</w:t>
-      </w:r>
-    </w:p>
-    <w:p>
-      <w:pPr>
-        <w:spacing w:after="80"/>
-        <w:ind w:left="240"/>
-      </w:pPr>
-      <w:r>
-        <w:rPr>
-          <w:i/>
-          <w:iCs/>
-          <w:color w:val="6B6B6B"/>
-          <w:sz w:val="19"/>
-          <w:szCs w:val="19"/>
-        </w:rPr>
-        <w:t xml:space="preserve">[ON-SCREEN: Singer et al., 2024 (Bayesian meta-analysis)]</w:t>
-      </w:r>
-    </w:p>
-    <w:p>
-      <w:pPr>
-        <w:spacing w:after="80"/>
-        <w:ind w:left="240"/>
-      </w:pPr>
-      <w:r>
-        <w:rPr>
-          <w:sz w:val="24"/>
-          <w:szCs w:val="24"/>
-        </w:rPr>
-        <w:t xml:space="preserve">So rest ten minutes? No.</w:t>
-      </w:r>
-    </w:p>
-    <w:p>
-      <w:pPr>
-        <w:spacing w:after="80"/>
-        <w:ind w:left="240"/>
-      </w:pPr>
-      <w:r>
-        <w:rPr>
-          <w:i/>
-          <w:iCs/>
-          <w:color w:val="6B6B6B"/>
-          <w:sz w:val="19"/>
-          <w:szCs w:val="19"/>
-        </w:rPr>
-        <w:t xml:space="preserve">[Board: BIG LIFTS 2–3 min · ISOLATION 1–2 min (label: my practical guide)]</w:t>
-      </w:r>
-    </w:p>
-    <w:p>
-      <w:pPr>
-        <w:spacing w:after="80"/>
-        <w:ind w:left="240"/>
-      </w:pPr>
-      <w:r>
-        <w:rPr>
-          <w:sz w:val="24"/>
-          <w:szCs w:val="24"/>
-        </w:rPr>
-        <w:t xml:space="preserve">Big lifts like squats, bench and rows: two to three minutes. Isolation like curls and raises: one to two.</w:t>
-      </w:r>
-    </w:p>
-    <w:p>
-      <w:pPr>
-        <w:spacing w:after="80"/>
-        <w:ind w:left="240"/>
-      </w:pPr>
-      <w:r>
-        <w:rPr>
-          <w:sz w:val="24"/>
-          <w:szCs w:val="24"/>
-        </w:rPr>
-        <w:t xml:space="preserve">Rest until you can hit your target reps again. Not until your phone battery dies.</w:t>
-      </w:r>
-    </w:p>
-    <w:p>
-      <w:pPr>
-        <w:spacing w:after="80"/>
-        <w:ind w:left="240"/>
-      </w:pPr>
-      <w:r>
-        <w:rPr>
-          <w:sz w:val="24"/>
-          <w:szCs w:val="24"/>
-        </w:rPr>
-        <w:t xml:space="preserve">Short rests feel pumped. But the pump isn't the goal. Reps and weight over the weeks are.</w:t>
+        <w:t xml:space="preserve">13–22s  </w:t>
+      </w:r>
+      <w:r>
+        <w:rPr>
+          <w:b/>
+          <w:bCs/>
+          <w:sz w:val="22"/>
+          <w:szCs w:val="22"/>
+        </w:rPr>
+        <w:t xml:space="preserve">3 · FIRST PROBLEM</w:t>
+      </w:r>
+    </w:p>
+    <w:p>
+      <w:pPr>
+        <w:spacing w:after="40"/>
+        <w:ind w:left="240"/>
+      </w:pPr>
+      <w:r>
+        <w:rPr>
+          <w:sz w:val="22"/>
+          <w:szCs w:val="22"/>
+        </w:rPr>
+        <w:t xml:space="preserve">Problem: rest too long, and a 45-minute workout turns into two hours.</w:t>
       </w:r>
     </w:p>
     <w:p>
@@ -4636,7 +4749,7 @@
         <w:pBdr>
           <w:bottom w:val="single" w:color="FFE11A" w:sz="6" w:space="1"/>
         </w:pBdr>
-        <w:spacing w:after="80" w:before="200"/>
+        <w:spacing w:after="40" w:before="110"/>
       </w:pPr>
       <w:r>
         <w:rPr>
@@ -4646,29 +4759,29 @@
           <w:sz w:val="20"/>
           <w:szCs w:val="20"/>
         </w:rPr>
-        <w:t xml:space="preserve">52–58s  </w:t>
-      </w:r>
-      <w:r>
-        <w:rPr>
-          <w:b/>
-          <w:bCs/>
-          <w:sz w:val="22"/>
-          <w:szCs w:val="22"/>
-        </w:rPr>
-        <w:t xml:space="preserve">LINK</w:t>
-      </w:r>
-    </w:p>
-    <w:p>
-      <w:pPr>
-        <w:spacing w:after="80"/>
-        <w:ind w:left="240"/>
-      </w:pPr>
-      <w:r>
-        <w:rPr>
-          <w:sz w:val="24"/>
-          <w:szCs w:val="24"/>
-        </w:rPr>
-        <w:t xml:space="preserve">Comment REST and I'll send you the one-page rest guide.</w:t>
+        <w:t xml:space="preserve">22–30s  </w:t>
+      </w:r>
+      <w:r>
+        <w:rPr>
+          <w:b/>
+          <w:bCs/>
+          <w:sz w:val="22"/>
+          <w:szCs w:val="22"/>
+        </w:rPr>
+        <w:t xml:space="preserve">4 · FALSE RELIEF (half the fix)</w:t>
+      </w:r>
+    </w:p>
+    <w:p>
+      <w:pPr>
+        <w:spacing w:after="40"/>
+        <w:ind w:left="240"/>
+      </w:pPr>
+      <w:r>
+        <w:rPr>
+          <w:sz w:val="22"/>
+          <w:szCs w:val="22"/>
+        </w:rPr>
+        <w:t xml:space="preserve">So set a timer. That fixes the scrolling.</w:t>
       </w:r>
     </w:p>
     <w:p>
@@ -4676,7 +4789,7 @@
         <w:pBdr>
           <w:bottom w:val="single" w:color="FFE11A" w:sz="6" w:space="1"/>
         </w:pBdr>
-        <w:spacing w:after="80" w:before="200"/>
+        <w:spacing w:after="40" w:before="110"/>
       </w:pPr>
       <w:r>
         <w:rPr>
@@ -4686,16 +4799,138 @@
           <w:sz w:val="20"/>
           <w:szCs w:val="20"/>
         </w:rPr>
-        <w:t xml:space="preserve">58–74s  </w:t>
-      </w:r>
-      <w:r>
-        <w:rPr>
-          <w:b/>
-          <w:bCs/>
-          <w:sz w:val="22"/>
-          <w:szCs w:val="22"/>
-        </w:rPr>
-        <w:t xml:space="preserve">CLOSE + SHARE</w:t>
+        <w:t xml:space="preserve">30–40s  </w:t>
+      </w:r>
+      <w:r>
+        <w:rPr>
+          <w:b/>
+          <w:bCs/>
+          <w:sz w:val="22"/>
+          <w:szCs w:val="22"/>
+        </w:rPr>
+        <w:t xml:space="preserve">5 · SECOND, BIGGER PROBLEM</w:t>
+      </w:r>
+    </w:p>
+    <w:p>
+      <w:pPr>
+        <w:spacing w:after="40"/>
+        <w:ind w:left="240"/>
+      </w:pPr>
+      <w:r>
+        <w:rPr>
+          <w:sz w:val="22"/>
+          <w:szCs w:val="22"/>
+        </w:rPr>
+        <w:t xml:space="preserve">The bigger problem: one rest time for every exercise makes no sense. A squat isn't a curl.</w:t>
+      </w:r>
+    </w:p>
+    <w:p>
+      <w:pPr>
+        <w:pBdr>
+          <w:bottom w:val="single" w:color="FFE11A" w:sz="6" w:space="1"/>
+        </w:pBdr>
+        <w:spacing w:after="40" w:before="110"/>
+      </w:pPr>
+      <w:r>
+        <w:rPr>
+          <w:b/>
+          <w:bCs/>
+          <w:color w:val="6B6B6B"/>
+          <w:sz w:val="20"/>
+          <w:szCs w:val="20"/>
+        </w:rPr>
+        <w:t xml:space="preserve">40–55s  </w:t>
+      </w:r>
+      <w:r>
+        <w:rPr>
+          <w:b/>
+          <w:bCs/>
+          <w:sz w:val="22"/>
+          <w:szCs w:val="22"/>
+        </w:rPr>
+        <w:t xml:space="preserve">6 · SOLUTION (close every loop)</w:t>
+      </w:r>
+    </w:p>
+    <w:p>
+      <w:pPr>
+        <w:spacing w:after="40"/>
+        <w:ind w:left="240"/>
+      </w:pPr>
+      <w:r>
+        <w:rPr>
+          <w:i/>
+          <w:iCs/>
+          <w:color w:val="6B6B6B"/>
+          <w:sz w:val="18"/>
+          <w:szCs w:val="18"/>
+        </w:rPr>
+        <w:t xml:space="preserve">[Board: BIG LIFTS 2–3 min · ISOLATION 1–2 min (label: my practical guide)]</w:t>
+      </w:r>
+    </w:p>
+    <w:p>
+      <w:pPr>
+        <w:spacing w:after="40"/>
+        <w:ind w:left="240"/>
+      </w:pPr>
+      <w:r>
+        <w:rPr>
+          <w:sz w:val="22"/>
+          <w:szCs w:val="22"/>
+        </w:rPr>
+        <w:t xml:space="preserve">Big lifts like squats, bench and rows: two to three minutes. Isolation like curls and raises: one to two.</w:t>
+      </w:r>
+    </w:p>
+    <w:p>
+      <w:pPr>
+        <w:spacing w:after="40"/>
+        <w:ind w:left="240"/>
+      </w:pPr>
+      <w:r>
+        <w:rPr>
+          <w:sz w:val="22"/>
+          <w:szCs w:val="22"/>
+        </w:rPr>
+        <w:t xml:space="preserve">The rule: rest until you can hit your target reps again.</w:t>
+      </w:r>
+    </w:p>
+    <w:p>
+      <w:pPr>
+        <w:spacing w:after="40"/>
+        <w:ind w:left="240"/>
+      </w:pPr>
+      <w:r>
+        <w:rPr>
+          <w:sz w:val="22"/>
+          <w:szCs w:val="22"/>
+        </w:rPr>
+        <w:t xml:space="preserve">Comment REST and I'll send you the rest guide.</w:t>
+      </w:r>
+    </w:p>
+    <w:p>
+      <w:pPr>
+        <w:pBdr>
+          <w:bottom w:val="single" w:color="FFE11A" w:sz="6" w:space="1"/>
+        </w:pBdr>
+        <w:spacing w:after="40" w:before="110"/>
+      </w:pPr>
+      <w:r>
+        <w:rPr>
+          <w:b/>
+          <w:bCs/>
+          <w:color w:val="6B6B6B"/>
+          <w:sz w:val="20"/>
+          <w:szCs w:val="20"/>
+        </w:rPr>
+        <w:t xml:space="preserve">55–72s  </w:t>
+      </w:r>
+      <w:r>
+        <w:rPr>
+          <w:b/>
+          <w:bCs/>
+          <w:sz w:val="22"/>
+          <w:szCs w:val="22"/>
+        </w:rPr>
+        <w:t xml:space="preserve">7 · EMOTIONAL CTA (end on hope)</w:t>
       </w:r>
       <w:r>
         <w:rPr>
@@ -4710,28 +4945,28 @@
     </w:p>
     <w:p>
       <w:pPr>
-        <w:spacing w:after="80"/>
-        <w:ind w:left="240"/>
-      </w:pPr>
-      <w:r>
-        <w:rPr>
-          <w:sz w:val="24"/>
-          <w:szCs w:val="24"/>
-        </w:rPr>
-        <w:t xml:space="preserve">Episode 4 next Thursday: do slow reps build more muscle? Follow for it.</w:t>
-      </w:r>
-    </w:p>
-    <w:p>
-      <w:pPr>
-        <w:spacing w:after="80"/>
-        <w:ind w:left="240"/>
-      </w:pPr>
-      <w:r>
-        <w:rPr>
-          <w:sz w:val="24"/>
-          <w:szCs w:val="24"/>
-        </w:rPr>
-        <w:t xml:space="preserve">Share this with the friend who rests twenty seconds and wonders why his reps crash.</w:t>
+        <w:spacing w:after="40"/>
+        <w:ind w:left="240"/>
+      </w:pPr>
+      <w:r>
+        <w:rPr>
+          <w:sz w:val="22"/>
+          <w:szCs w:val="22"/>
+        </w:rPr>
+        <w:t xml:space="preserve">Rest isn't laziness. It's part of the work. Episode 4 next Thursday.</w:t>
+      </w:r>
+    </w:p>
+    <w:p>
+      <w:pPr>
+        <w:spacing w:after="40"/>
+        <w:ind w:left="240"/>
+      </w:pPr>
+      <w:r>
+        <w:rPr>
+          <w:sz w:val="22"/>
+          <w:szCs w:val="22"/>
+        </w:rPr>
+        <w:t xml:space="preserve">Send this to the friend who rests twenty seconds and wonders why his reps crash.</w:t>
       </w:r>
     </w:p>
     <w:p>
@@ -4945,7 +5180,7 @@
                 <w:sz w:val="20"/>
                 <w:szCs w:val="20"/>
               </w:rPr>
-              <w:t xml:space="preserve">~53 s spoken in English (130 words). Keep the Tamil delivery under 90 s.</w:t>
+              <w:t xml:space="preserve">~43 s spoken in English (105 words). Keep the Tamil delivery under 90 s.</w:t>
             </w:r>
           </w:p>
         </w:tc>
@@ -5011,7 +5246,7 @@
               </w:rPr>
               <w:t xml:space="preserve">  </w:t>
             </w:r>
-            <w:hyperlink w:history="1" r:id="rIdqvz0ndmhenkz0qkwvxc6_">
+            <w:hyperlink w:history="1" r:id="rIdxdnv_vdwejz6sfzvqdiwx">
               <w:r>
                 <w:rPr>
                   <w:rStyle w:val="Hyperlink"/>
@@ -5030,7 +5265,7 @@
         <w:pBdr>
           <w:bottom w:val="single" w:color="FFE11A" w:sz="6" w:space="1"/>
         </w:pBdr>
-        <w:spacing w:after="80" w:before="200"/>
+        <w:spacing w:after="40" w:before="110"/>
       </w:pPr>
       <w:r>
         <w:rPr>
@@ -5040,16 +5275,16 @@
           <w:sz w:val="20"/>
           <w:szCs w:val="20"/>
         </w:rPr>
-        <w:t xml:space="preserve">0–5s  </w:t>
-      </w:r>
-      <w:r>
-        <w:rPr>
-          <w:b/>
-          <w:bCs/>
-          <w:sz w:val="22"/>
-          <w:szCs w:val="22"/>
-        </w:rPr>
-        <w:t xml:space="preserve">HOOK STACK</w:t>
+        <w:t xml:space="preserve">0–3s  </w:t>
+      </w:r>
+      <w:r>
+        <w:rPr>
+          <w:b/>
+          <w:bCs/>
+          <w:sz w:val="22"/>
+          <w:szCs w:val="22"/>
+        </w:rPr>
+        <w:t xml:space="preserve">1 · HOOK: CURIOSITY</w:t>
       </w:r>
       <w:r>
         <w:rPr>
@@ -5064,7 +5299,7 @@
     </w:p>
     <w:p>
       <w:pPr>
-        <w:spacing w:after="80"/>
+        <w:spacing w:after="40"/>
         <w:ind w:left="240"/>
       </w:pPr>
       <w:r>
@@ -5072,49 +5307,23 @@
           <w:i/>
           <w:iCs/>
           <w:color w:val="6B6B6B"/>
-          <w:sz w:val="19"/>
-          <w:szCs w:val="19"/>
-        </w:rPr>
-        <w:t xml:space="preserve">[Rising SFX.]</w:t>
-      </w:r>
-    </w:p>
-    <w:p>
-      <w:pPr>
-        <w:spacing w:after="80"/>
-        <w:ind w:left="240"/>
-      </w:pPr>
-      <w:r>
-        <w:rPr>
-          <w:sz w:val="24"/>
-          <w:szCs w:val="24"/>
-        </w:rPr>
-        <w:t xml:space="preserve">Ten thousand steps a day?</w:t>
-      </w:r>
-    </w:p>
-    <w:p>
-      <w:pPr>
-        <w:spacing w:after="80"/>
-        <w:ind w:left="240"/>
-      </w:pPr>
-      <w:r>
-        <w:rPr>
-          <w:sz w:val="24"/>
-          <w:szCs w:val="24"/>
-        </w:rPr>
-        <w:t xml:space="preserve">Can't hit it, so you walk zero?</w:t>
-      </w:r>
-    </w:p>
-    <w:p>
-      <w:pPr>
-        <w:spacing w:after="80"/>
-        <w:ind w:left="240"/>
-      </w:pPr>
-      <w:r>
-        <w:rPr>
-          <w:sz w:val="24"/>
-          <w:szCs w:val="24"/>
-        </w:rPr>
-        <w:t xml:space="preserve">Good news from a 2025 study.</w:t>
+          <w:sz w:val="18"/>
+          <w:szCs w:val="18"/>
+        </w:rPr>
+        <w:t xml:space="preserve">[Rising SFX starts under the first word.]</w:t>
+      </w:r>
+    </w:p>
+    <w:p>
+      <w:pPr>
+        <w:spacing w:after="40"/>
+        <w:ind w:left="240"/>
+      </w:pPr>
+      <w:r>
+        <w:rPr>
+          <w:sz w:val="22"/>
+          <w:szCs w:val="22"/>
+        </w:rPr>
+        <w:t xml:space="preserve">Ten thousand steps a day… or nothing?</w:t>
       </w:r>
     </w:p>
     <w:p>
@@ -5122,7 +5331,7 @@
         <w:pBdr>
           <w:bottom w:val="single" w:color="FFE11A" w:sz="6" w:space="1"/>
         </w:pBdr>
-        <w:spacing w:after="80" w:before="200"/>
+        <w:spacing w:after="40" w:before="110"/>
       </w:pPr>
       <w:r>
         <w:rPr>
@@ -5132,16 +5341,16 @@
           <w:sz w:val="20"/>
           <w:szCs w:val="20"/>
         </w:rPr>
-        <w:t xml:space="preserve">5–7s  </w:t>
-      </w:r>
-      <w:r>
-        <w:rPr>
-          <w:b/>
-          <w:bCs/>
-          <w:sz w:val="22"/>
-          <w:szCs w:val="22"/>
-        </w:rPr>
-        <w:t xml:space="preserve">MEME</w:t>
+        <w:t xml:space="preserve">3–6s  </w:t>
+      </w:r>
+      <w:r>
+        <w:rPr>
+          <w:b/>
+          <w:bCs/>
+          <w:sz w:val="22"/>
+          <w:szCs w:val="22"/>
+        </w:rPr>
+        <w:t xml:space="preserve">1 · HOOK: PATTERN INTERRUPT</w:t>
       </w:r>
       <w:r>
         <w:rPr>
@@ -5156,7 +5365,20 @@
     </w:p>
     <w:p>
       <w:pPr>
-        <w:spacing w:after="80"/>
+        <w:spacing w:after="40"/>
+        <w:ind w:left="240"/>
+      </w:pPr>
+      <w:r>
+        <w:rPr>
+          <w:sz w:val="22"/>
+          <w:szCs w:val="22"/>
+        </w:rPr>
+        <w:t xml:space="preserve">You might only need seven thousand.</w:t>
+      </w:r>
+    </w:p>
+    <w:p>
+      <w:pPr>
+        <w:spacing w:after="40"/>
         <w:ind w:left="240"/>
       </w:pPr>
       <w:r>
@@ -5164,10 +5386,10 @@
           <w:i/>
           <w:iCs/>
           <w:color w:val="6B6B6B"/>
-          <w:sz w:val="19"/>
-          <w:szCs w:val="19"/>
-        </w:rPr>
-        <w:t xml:space="preserve">[MEME: lazy hero refusing to get up, comedy.]</w:t>
+          <w:sz w:val="18"/>
+          <w:szCs w:val="18"/>
+        </w:rPr>
+        <w:t xml:space="preserve">[MEME lands on the turn: a lazy hero refusing to get up]</w:t>
       </w:r>
     </w:p>
     <w:p>
@@ -5175,7 +5397,7 @@
         <w:pBdr>
           <w:bottom w:val="single" w:color="FFE11A" w:sz="6" w:space="1"/>
         </w:pBdr>
-        <w:spacing w:after="80" w:before="200"/>
+        <w:spacing w:after="40" w:before="110"/>
       </w:pPr>
       <w:r>
         <w:rPr>
@@ -5185,16 +5407,16 @@
           <w:sz w:val="20"/>
           <w:szCs w:val="20"/>
         </w:rPr>
-        <w:t xml:space="preserve">7–12s  </w:t>
-      </w:r>
-      <w:r>
-        <w:rPr>
-          <w:b/>
-          <w:bCs/>
-          <w:sz w:val="22"/>
-          <w:szCs w:val="22"/>
-        </w:rPr>
-        <w:t xml:space="preserve">AUTHORITY</w:t>
+        <w:t xml:space="preserve">6–13s  </w:t>
+      </w:r>
+      <w:r>
+        <w:rPr>
+          <w:b/>
+          <w:bCs/>
+          <w:sz w:val="22"/>
+          <w:szCs w:val="22"/>
+        </w:rPr>
+        <w:t xml:space="preserve">2 · VALUE (real info by 13 s)</w:t>
       </w:r>
       <w:r>
         <w:rPr>
@@ -5209,15 +5431,31 @@
     </w:p>
     <w:p>
       <w:pPr>
-        <w:spacing w:after="80"/>
-        <w:ind w:left="240"/>
-      </w:pPr>
-      <w:r>
-        <w:rPr>
-          <w:sz w:val="24"/>
-          <w:szCs w:val="24"/>
-        </w:rPr>
-        <w:t xml:space="preserve">Eight years in fitness, and this is the most freeing study I've read this year.</w:t>
+        <w:spacing w:after="40"/>
+        <w:ind w:left="240"/>
+      </w:pPr>
+      <w:r>
+        <w:rPr>
+          <w:sz w:val="22"/>
+          <w:szCs w:val="22"/>
+        </w:rPr>
+        <w:t xml:space="preserve">A 2025 Lancet review: compared with 2,000 steps a day, 7,000 was linked with a 47% lower risk of death from any cause.</w:t>
+      </w:r>
+    </w:p>
+    <w:p>
+      <w:pPr>
+        <w:spacing w:after="40"/>
+        <w:ind w:left="240"/>
+      </w:pPr>
+      <w:r>
+        <w:rPr>
+          <w:i/>
+          <w:iCs/>
+          <w:color w:val="6B6B6B"/>
+          <w:sz w:val="18"/>
+          <w:szCs w:val="18"/>
+        </w:rPr>
+        <w:t xml:space="preserve">[ON-SCREEN: Ding et al., Lancet Public Health 2025]</w:t>
       </w:r>
     </w:p>
     <w:p>
@@ -5225,7 +5463,7 @@
         <w:pBdr>
           <w:bottom w:val="single" w:color="FFE11A" w:sz="6" w:space="1"/>
         </w:pBdr>
-        <w:spacing w:after="80" w:before="200"/>
+        <w:spacing w:after="40" w:before="110"/>
       </w:pPr>
       <w:r>
         <w:rPr>
@@ -5235,71 +5473,29 @@
           <w:sz w:val="20"/>
           <w:szCs w:val="20"/>
         </w:rPr>
-        <w:t xml:space="preserve">12–45s  </w:t>
-      </w:r>
-      <w:r>
-        <w:rPr>
-          <w:b/>
-          <w:bCs/>
-          <w:sz w:val="22"/>
-          <w:szCs w:val="22"/>
-        </w:rPr>
-        <w:t xml:space="preserve">THE STUDY</w:t>
-      </w:r>
-    </w:p>
-    <w:p>
-      <w:pPr>
-        <w:spacing w:after="80"/>
-        <w:ind w:left="240"/>
-      </w:pPr>
-      <w:r>
-        <w:rPr>
-          <w:sz w:val="24"/>
-          <w:szCs w:val="24"/>
-        </w:rPr>
-        <w:t xml:space="preserve">A 2025 Lancet review pooled dozens of studies. Compared with 2,000 steps a day, 7,000 steps was linked with a 47% lower risk of death from any cause.</w:t>
-      </w:r>
-    </w:p>
-    <w:p>
-      <w:pPr>
-        <w:spacing w:after="80"/>
-        <w:ind w:left="240"/>
-      </w:pPr>
-      <w:r>
-        <w:rPr>
-          <w:i/>
-          <w:iCs/>
-          <w:color w:val="6B6B6B"/>
-          <w:sz w:val="19"/>
-          <w:szCs w:val="19"/>
-        </w:rPr>
-        <w:t xml:space="preserve">[ON-SCREEN: Ding et al., Lancet Public Health 2025]</w:t>
-      </w:r>
-    </w:p>
-    <w:p>
-      <w:pPr>
-        <w:spacing w:after="80"/>
-        <w:ind w:left="240"/>
-      </w:pPr>
-      <w:r>
-        <w:rPr>
-          <w:sz w:val="24"/>
-          <w:szCs w:val="24"/>
-        </w:rPr>
-        <w:t xml:space="preserve">So ten thousand is useless? No. More is still fine. But most of the benefit shows up by around seven thousand.</w:t>
-      </w:r>
-    </w:p>
-    <w:p>
-      <w:pPr>
-        <w:spacing w:after="80"/>
-        <w:ind w:left="240"/>
-      </w:pPr>
-      <w:r>
-        <w:rPr>
-          <w:sz w:val="24"/>
-          <w:szCs w:val="24"/>
-        </w:rPr>
-        <w:t xml:space="preserve">Easy steps: walk while you're on calls, ten minutes after each meal, take the stairs, park a little farther.</w:t>
+        <w:t xml:space="preserve">13–22s  </w:t>
+      </w:r>
+      <w:r>
+        <w:rPr>
+          <w:b/>
+          <w:bCs/>
+          <w:sz w:val="22"/>
+          <w:szCs w:val="22"/>
+        </w:rPr>
+        <w:t xml:space="preserve">3 · FIRST PROBLEM</w:t>
+      </w:r>
+    </w:p>
+    <w:p>
+      <w:pPr>
+        <w:spacing w:after="40"/>
+        <w:ind w:left="240"/>
+      </w:pPr>
+      <w:r>
+        <w:rPr>
+          <w:sz w:val="22"/>
+          <w:szCs w:val="22"/>
+        </w:rPr>
+        <w:t xml:space="preserve">Problem: even seven thousand feels impossible with a desk job.</w:t>
       </w:r>
     </w:p>
     <w:p>
@@ -5307,7 +5503,7 @@
         <w:pBdr>
           <w:bottom w:val="single" w:color="FFE11A" w:sz="6" w:space="1"/>
         </w:pBdr>
-        <w:spacing w:after="80" w:before="200"/>
+        <w:spacing w:after="40" w:before="110"/>
       </w:pPr>
       <w:r>
         <w:rPr>
@@ -5317,16 +5513,136 @@
           <w:sz w:val="20"/>
           <w:szCs w:val="20"/>
         </w:rPr>
-        <w:t xml:space="preserve">45–62s  </w:t>
-      </w:r>
-      <w:r>
-        <w:rPr>
-          <w:b/>
-          <w:bCs/>
-          <w:sz w:val="22"/>
-          <w:szCs w:val="22"/>
-        </w:rPr>
-        <w:t xml:space="preserve">CLOSE + SHARE</w:t>
+        <w:t xml:space="preserve">22–30s  </w:t>
+      </w:r>
+      <w:r>
+        <w:rPr>
+          <w:b/>
+          <w:bCs/>
+          <w:sz w:val="22"/>
+          <w:szCs w:val="22"/>
+        </w:rPr>
+        <w:t xml:space="preserve">4 · FALSE RELIEF (half the fix)</w:t>
+      </w:r>
+    </w:p>
+    <w:p>
+      <w:pPr>
+        <w:spacing w:after="40"/>
+        <w:ind w:left="240"/>
+      </w:pPr>
+      <w:r>
+        <w:rPr>
+          <w:sz w:val="22"/>
+          <w:szCs w:val="22"/>
+        </w:rPr>
+        <w:t xml:space="preserve">Walk during calls, take the stairs. That's a start.</w:t>
+      </w:r>
+    </w:p>
+    <w:p>
+      <w:pPr>
+        <w:pBdr>
+          <w:bottom w:val="single" w:color="FFE11A" w:sz="6" w:space="1"/>
+        </w:pBdr>
+        <w:spacing w:after="40" w:before="110"/>
+      </w:pPr>
+      <w:r>
+        <w:rPr>
+          <w:b/>
+          <w:bCs/>
+          <w:color w:val="6B6B6B"/>
+          <w:sz w:val="20"/>
+          <w:szCs w:val="20"/>
+        </w:rPr>
+        <w:t xml:space="preserve">30–40s  </w:t>
+      </w:r>
+      <w:r>
+        <w:rPr>
+          <w:b/>
+          <w:bCs/>
+          <w:sz w:val="22"/>
+          <w:szCs w:val="22"/>
+        </w:rPr>
+        <w:t xml:space="preserve">5 · SECOND, BIGGER PROBLEM</w:t>
+      </w:r>
+    </w:p>
+    <w:p>
+      <w:pPr>
+        <w:spacing w:after="40"/>
+        <w:ind w:left="240"/>
+      </w:pPr>
+      <w:r>
+        <w:rPr>
+          <w:sz w:val="22"/>
+          <w:szCs w:val="22"/>
+        </w:rPr>
+        <w:t xml:space="preserve">The bigger problem: jumping from two thousand to seven thousand overnight never lasts.</w:t>
+      </w:r>
+    </w:p>
+    <w:p>
+      <w:pPr>
+        <w:pBdr>
+          <w:bottom w:val="single" w:color="FFE11A" w:sz="6" w:space="1"/>
+        </w:pBdr>
+        <w:spacing w:after="40" w:before="110"/>
+      </w:pPr>
+      <w:r>
+        <w:rPr>
+          <w:b/>
+          <w:bCs/>
+          <w:color w:val="6B6B6B"/>
+          <w:sz w:val="20"/>
+          <w:szCs w:val="20"/>
+        </w:rPr>
+        <w:t xml:space="preserve">40–55s  </w:t>
+      </w:r>
+      <w:r>
+        <w:rPr>
+          <w:b/>
+          <w:bCs/>
+          <w:sz w:val="22"/>
+          <w:szCs w:val="22"/>
+        </w:rPr>
+        <w:t xml:space="preserve">6 · SOLUTION (close every loop)</w:t>
+      </w:r>
+    </w:p>
+    <w:p>
+      <w:pPr>
+        <w:spacing w:after="40"/>
+        <w:ind w:left="240"/>
+      </w:pPr>
+      <w:r>
+        <w:rPr>
+          <w:sz w:val="22"/>
+          <w:szCs w:val="22"/>
+        </w:rPr>
+        <w:t xml:space="preserve">So add a thousand steps a week. Ten minutes after each meal. In five weeks, you're there.</w:t>
+      </w:r>
+    </w:p>
+    <w:p>
+      <w:pPr>
+        <w:pBdr>
+          <w:bottom w:val="single" w:color="FFE11A" w:sz="6" w:space="1"/>
+        </w:pBdr>
+        <w:spacing w:after="40" w:before="110"/>
+      </w:pPr>
+      <w:r>
+        <w:rPr>
+          <w:b/>
+          <w:bCs/>
+          <w:color w:val="6B6B6B"/>
+          <w:sz w:val="20"/>
+          <w:szCs w:val="20"/>
+        </w:rPr>
+        <w:t xml:space="preserve">55–72s  </w:t>
+      </w:r>
+      <w:r>
+        <w:rPr>
+          <w:b/>
+          <w:bCs/>
+          <w:sz w:val="22"/>
+          <w:szCs w:val="22"/>
+        </w:rPr>
+        <w:t xml:space="preserve">7 · EMOTIONAL CTA (end on hope)</w:t>
       </w:r>
       <w:r>
         <w:rPr>
@@ -5341,41 +5657,28 @@
     </w:p>
     <w:p>
       <w:pPr>
-        <w:spacing w:after="80"/>
-        <w:ind w:left="240"/>
-      </w:pPr>
-      <w:r>
-        <w:rPr>
-          <w:sz w:val="24"/>
-          <w:szCs w:val="24"/>
-        </w:rPr>
-        <w:t xml:space="preserve">Start where you are. Add a thousand a week.</w:t>
-      </w:r>
-    </w:p>
-    <w:p>
-      <w:pPr>
-        <w:spacing w:after="80"/>
-        <w:ind w:left="240"/>
-      </w:pPr>
-      <w:r>
-        <w:rPr>
-          <w:sz w:val="24"/>
-          <w:szCs w:val="24"/>
-        </w:rPr>
-        <w:t xml:space="preserve">Follow for simple science, no guilt.</w:t>
-      </w:r>
-    </w:p>
-    <w:p>
-      <w:pPr>
-        <w:spacing w:after="80"/>
-        <w:ind w:left="240"/>
-      </w:pPr>
-      <w:r>
-        <w:rPr>
-          <w:sz w:val="24"/>
-          <w:szCs w:val="24"/>
-        </w:rPr>
-        <w:t xml:space="preserve">Share this with the friend who says 'walking-ku time illa'. Seven thousand is doable.</w:t>
+        <w:spacing w:after="40"/>
+        <w:ind w:left="240"/>
+      </w:pPr>
+      <w:r>
+        <w:rPr>
+          <w:sz w:val="22"/>
+          <w:szCs w:val="22"/>
+        </w:rPr>
+        <w:t xml:space="preserve">Every step you add counts. Start today, not on Monday.</w:t>
+      </w:r>
+    </w:p>
+    <w:p>
+      <w:pPr>
+        <w:spacing w:after="40"/>
+        <w:ind w:left="240"/>
+      </w:pPr>
+      <w:r>
+        <w:rPr>
+          <w:sz w:val="22"/>
+          <w:szCs w:val="22"/>
+        </w:rPr>
+        <w:t xml:space="preserve">Send this to the friend who says 'walking-ku time illa'.</w:t>
       </w:r>
     </w:p>
     <w:p>
@@ -5589,7 +5892,7 @@
                 <w:sz w:val="20"/>
                 <w:szCs w:val="20"/>
               </w:rPr>
-              <w:t xml:space="preserve">~49 s spoken in English (120 words). Keep the Tamil delivery under 90 s.</w:t>
+              <w:t xml:space="preserve">~51 s spoken in English (125 words). Keep the Tamil delivery under 90 s.</w:t>
             </w:r>
           </w:p>
         </w:tc>
@@ -5655,7 +5958,7 @@
               </w:rPr>
               <w:t xml:space="preserve">  </w:t>
             </w:r>
-            <w:hyperlink w:history="1" r:id="rIdi-gu0bebvlut5_zdoqn4n">
+            <w:hyperlink w:history="1" r:id="rIdmlct8whhapsn1u9jkemrl">
               <w:r>
                 <w:rPr>
                   <w:rStyle w:val="Hyperlink"/>
@@ -5674,7 +5977,7 @@
         <w:pBdr>
           <w:bottom w:val="single" w:color="FFE11A" w:sz="6" w:space="1"/>
         </w:pBdr>
-        <w:spacing w:after="80" w:before="200"/>
+        <w:spacing w:after="40" w:before="110"/>
       </w:pPr>
       <w:r>
         <w:rPr>
@@ -5684,16 +5987,16 @@
           <w:sz w:val="20"/>
           <w:szCs w:val="20"/>
         </w:rPr>
-        <w:t xml:space="preserve">0–5s  </w:t>
-      </w:r>
-      <w:r>
-        <w:rPr>
-          <w:b/>
-          <w:bCs/>
-          <w:sz w:val="22"/>
-          <w:szCs w:val="22"/>
-        </w:rPr>
-        <w:t xml:space="preserve">HOOK STACK</w:t>
+        <w:t xml:space="preserve">0–3s  </w:t>
+      </w:r>
+      <w:r>
+        <w:rPr>
+          <w:b/>
+          <w:bCs/>
+          <w:sz w:val="22"/>
+          <w:szCs w:val="22"/>
+        </w:rPr>
+        <w:t xml:space="preserve">1 · HOOK: CURIOSITY</w:t>
       </w:r>
       <w:r>
         <w:rPr>
@@ -5708,7 +6011,7 @@
     </w:p>
     <w:p>
       <w:pPr>
-        <w:spacing w:after="80"/>
+        <w:spacing w:after="40"/>
         <w:ind w:left="240"/>
       </w:pPr>
       <w:r>
@@ -5716,49 +6019,23 @@
           <w:i/>
           <w:iCs/>
           <w:color w:val="6B6B6B"/>
-          <w:sz w:val="19"/>
-          <w:szCs w:val="19"/>
-        </w:rPr>
-        <w:t xml:space="preserve">[Rising SFX.]</w:t>
-      </w:r>
-    </w:p>
-    <w:p>
-      <w:pPr>
-        <w:spacing w:after="80"/>
-        <w:ind w:left="240"/>
-      </w:pPr>
-      <w:r>
-        <w:rPr>
-          <w:sz w:val="24"/>
-          <w:szCs w:val="24"/>
-        </w:rPr>
-        <w:t xml:space="preserve">Ten minutes of stretching before every workout?</w:t>
-      </w:r>
-    </w:p>
-    <w:p>
-      <w:pPr>
-        <w:spacing w:after="80"/>
-        <w:ind w:left="240"/>
-      </w:pPr>
-      <w:r>
-        <w:rPr>
-          <w:sz w:val="24"/>
-          <w:szCs w:val="24"/>
-        </w:rPr>
-        <w:t xml:space="preserve">School PT taught us that.</w:t>
-      </w:r>
-    </w:p>
-    <w:p>
-      <w:pPr>
-        <w:spacing w:after="80"/>
-        <w:ind w:left="240"/>
-      </w:pPr>
-      <w:r>
-        <w:rPr>
-          <w:sz w:val="24"/>
-          <w:szCs w:val="24"/>
-        </w:rPr>
-        <w:t xml:space="preserve">It might be costing you strength.</w:t>
+          <w:sz w:val="18"/>
+          <w:szCs w:val="18"/>
+        </w:rPr>
+        <w:t xml:space="preserve">[Rising SFX starts under the first word.]</w:t>
+      </w:r>
+    </w:p>
+    <w:p>
+      <w:pPr>
+        <w:spacing w:after="40"/>
+        <w:ind w:left="240"/>
+      </w:pPr>
+      <w:r>
+        <w:rPr>
+          <w:sz w:val="22"/>
+          <w:szCs w:val="22"/>
+        </w:rPr>
+        <w:t xml:space="preserve">Ten minutes of stretching before every workout.</w:t>
       </w:r>
     </w:p>
     <w:p>
@@ -5766,7 +6043,7 @@
         <w:pBdr>
           <w:bottom w:val="single" w:color="FFE11A" w:sz="6" w:space="1"/>
         </w:pBdr>
-        <w:spacing w:after="80" w:before="200"/>
+        <w:spacing w:after="40" w:before="110"/>
       </w:pPr>
       <w:r>
         <w:rPr>
@@ -5776,16 +6053,16 @@
           <w:sz w:val="20"/>
           <w:szCs w:val="20"/>
         </w:rPr>
-        <w:t xml:space="preserve">5–7s  </w:t>
-      </w:r>
-      <w:r>
-        <w:rPr>
-          <w:b/>
-          <w:bCs/>
-          <w:sz w:val="22"/>
-          <w:szCs w:val="22"/>
-        </w:rPr>
-        <w:t xml:space="preserve">MEME</w:t>
+        <w:t xml:space="preserve">3–6s  </w:t>
+      </w:r>
+      <w:r>
+        <w:rPr>
+          <w:b/>
+          <w:bCs/>
+          <w:sz w:val="22"/>
+          <w:szCs w:val="22"/>
+        </w:rPr>
+        <w:t xml:space="preserve">1 · HOOK: PATTERN INTERRUPT</w:t>
       </w:r>
       <w:r>
         <w:rPr>
@@ -5800,7 +6077,20 @@
     </w:p>
     <w:p>
       <w:pPr>
-        <w:spacing w:after="80"/>
+        <w:spacing w:after="40"/>
+        <w:ind w:left="240"/>
+      </w:pPr>
+      <w:r>
+        <w:rPr>
+          <w:sz w:val="22"/>
+          <w:szCs w:val="22"/>
+        </w:rPr>
+        <w:t xml:space="preserve">School PT taught us that. Research says it can cost you strength.</w:t>
+      </w:r>
+    </w:p>
+    <w:p>
+      <w:pPr>
+        <w:spacing w:after="40"/>
         <w:ind w:left="240"/>
       </w:pPr>
       <w:r>
@@ -5808,10 +6098,10 @@
           <w:i/>
           <w:iCs/>
           <w:color w:val="6B6B6B"/>
-          <w:sz w:val="19"/>
-          <w:szCs w:val="19"/>
-        </w:rPr>
-        <w:t xml:space="preserve">[MEME: strict school PT-master scene parody.]</w:t>
+          <w:sz w:val="18"/>
+          <w:szCs w:val="18"/>
+        </w:rPr>
+        <w:t xml:space="preserve">[MEME lands on the turn: a strict school PT-master scene]</w:t>
       </w:r>
     </w:p>
     <w:p>
@@ -5819,7 +6109,7 @@
         <w:pBdr>
           <w:bottom w:val="single" w:color="FFE11A" w:sz="6" w:space="1"/>
         </w:pBdr>
-        <w:spacing w:after="80" w:before="200"/>
+        <w:spacing w:after="40" w:before="110"/>
       </w:pPr>
       <w:r>
         <w:rPr>
@@ -5829,16 +6119,16 @@
           <w:sz w:val="20"/>
           <w:szCs w:val="20"/>
         </w:rPr>
-        <w:t xml:space="preserve">7–12s  </w:t>
-      </w:r>
-      <w:r>
-        <w:rPr>
-          <w:b/>
-          <w:bCs/>
-          <w:sz w:val="22"/>
-          <w:szCs w:val="22"/>
-        </w:rPr>
-        <w:t xml:space="preserve">AUTHORITY</w:t>
+        <w:t xml:space="preserve">6–13s  </w:t>
+      </w:r>
+      <w:r>
+        <w:rPr>
+          <w:b/>
+          <w:bCs/>
+          <w:sz w:val="22"/>
+          <w:szCs w:val="22"/>
+        </w:rPr>
+        <w:t xml:space="preserve">2 · VALUE (real info by 13 s)</w:t>
       </w:r>
       <w:r>
         <w:rPr>
@@ -5853,15 +6143,31 @@
     </w:p>
     <w:p>
       <w:pPr>
-        <w:spacing w:after="80"/>
-        <w:ind w:left="240"/>
-      </w:pPr>
-      <w:r>
-        <w:rPr>
-          <w:sz w:val="24"/>
-          <w:szCs w:val="24"/>
-        </w:rPr>
-        <w:t xml:space="preserve">Eight years of lifting. Here's the warm-up research school PT never told us.</w:t>
+        <w:spacing w:after="40"/>
+        <w:ind w:left="240"/>
+      </w:pPr>
+      <w:r>
+        <w:rPr>
+          <w:sz w:val="22"/>
+          <w:szCs w:val="22"/>
+        </w:rPr>
+        <w:t xml:space="preserve">A systematic review: long static stretches, 60 seconds or more per muscle, cut performance by about 4.6% right after.</w:t>
+      </w:r>
+    </w:p>
+    <w:p>
+      <w:pPr>
+        <w:spacing w:after="40"/>
+        <w:ind w:left="240"/>
+      </w:pPr>
+      <w:r>
+        <w:rPr>
+          <w:i/>
+          <w:iCs/>
+          <w:color w:val="6B6B6B"/>
+          <w:sz w:val="18"/>
+          <w:szCs w:val="18"/>
+        </w:rPr>
+        <w:t xml:space="preserve">[ON-SCREEN: Behm et al., Appl Physiol Nutr Metab 2016]</w:t>
       </w:r>
     </w:p>
     <w:p>
@@ -5869,7 +6175,7 @@
         <w:pBdr>
           <w:bottom w:val="single" w:color="FFE11A" w:sz="6" w:space="1"/>
         </w:pBdr>
-        <w:spacing w:after="80" w:before="200"/>
+        <w:spacing w:after="40" w:before="110"/>
       </w:pPr>
       <w:r>
         <w:rPr>
@@ -5879,97 +6185,29 @@
           <w:sz w:val="20"/>
           <w:szCs w:val="20"/>
         </w:rPr>
-        <w:t xml:space="preserve">12–48s  </w:t>
-      </w:r>
-      <w:r>
-        <w:rPr>
-          <w:b/>
-          <w:bCs/>
-          <w:sz w:val="22"/>
-          <w:szCs w:val="22"/>
-        </w:rPr>
-        <w:t xml:space="preserve">THE STUDY</w:t>
-      </w:r>
-    </w:p>
-    <w:p>
-      <w:pPr>
-        <w:spacing w:after="80"/>
-        <w:ind w:left="240"/>
-      </w:pPr>
-      <w:r>
-        <w:rPr>
-          <w:sz w:val="24"/>
-          <w:szCs w:val="24"/>
-        </w:rPr>
-        <w:t xml:space="preserve">A systematic review found long static stretches, 60 seconds or more per muscle, reduced performance by about 4.6% right after.</w:t>
-      </w:r>
-    </w:p>
-    <w:p>
-      <w:pPr>
-        <w:spacing w:after="80"/>
-        <w:ind w:left="240"/>
-      </w:pPr>
-      <w:r>
-        <w:rPr>
-          <w:i/>
-          <w:iCs/>
-          <w:color w:val="6B6B6B"/>
-          <w:sz w:val="19"/>
-          <w:szCs w:val="19"/>
-        </w:rPr>
-        <w:t xml:space="preserve">[ON-SCREEN: Behm et al., Appl Physiol Nutr Metab 2016]</w:t>
-      </w:r>
-    </w:p>
-    <w:p>
-      <w:pPr>
-        <w:spacing w:after="80"/>
-        <w:ind w:left="240"/>
-      </w:pPr>
-      <w:r>
-        <w:rPr>
-          <w:sz w:val="24"/>
-          <w:szCs w:val="24"/>
-        </w:rPr>
-        <w:t xml:space="preserve">So stretching is bad? No.</w:t>
-      </w:r>
-    </w:p>
-    <w:p>
-      <w:pPr>
-        <w:spacing w:after="80"/>
-        <w:ind w:left="240"/>
-      </w:pPr>
-      <w:r>
-        <w:rPr>
-          <w:sz w:val="24"/>
-          <w:szCs w:val="24"/>
-        </w:rPr>
-        <w:t xml:space="preserve">Short holds under 60 seconds changed performance by only about 1%. And dynamic warm-ups slightly improved it.</w:t>
-      </w:r>
-    </w:p>
-    <w:p>
-      <w:pPr>
-        <w:spacing w:after="80"/>
-        <w:ind w:left="240"/>
-      </w:pPr>
-      <w:r>
-        <w:rPr>
-          <w:sz w:val="24"/>
-          <w:szCs w:val="24"/>
-        </w:rPr>
-        <w:t xml:space="preserve">A simple warm-up: five minutes of light cardio, then two lighter sets of your first exercise.</w:t>
-      </w:r>
-    </w:p>
-    <w:p>
-      <w:pPr>
-        <w:spacing w:after="80"/>
-        <w:ind w:left="240"/>
-      </w:pPr>
-      <w:r>
-        <w:rPr>
-          <w:sz w:val="24"/>
-          <w:szCs w:val="24"/>
-        </w:rPr>
-        <w:t xml:space="preserve">Save the long stretching for after your session.</w:t>
+        <w:t xml:space="preserve">13–22s  </w:t>
+      </w:r>
+      <w:r>
+        <w:rPr>
+          <w:b/>
+          <w:bCs/>
+          <w:sz w:val="22"/>
+          <w:szCs w:val="22"/>
+        </w:rPr>
+        <w:t xml:space="preserve">3 · FIRST PROBLEM</w:t>
+      </w:r>
+    </w:p>
+    <w:p>
+      <w:pPr>
+        <w:spacing w:after="40"/>
+        <w:ind w:left="240"/>
+      </w:pPr>
+      <w:r>
+        <w:rPr>
+          <w:sz w:val="22"/>
+          <w:szCs w:val="22"/>
+        </w:rPr>
+        <w:t xml:space="preserve">Problem: skip the warm-up and you feel stiff and unready.</w:t>
       </w:r>
     </w:p>
     <w:p>
@@ -5977,7 +6215,7 @@
         <w:pBdr>
           <w:bottom w:val="single" w:color="FFE11A" w:sz="6" w:space="1"/>
         </w:pBdr>
-        <w:spacing w:after="80" w:before="200"/>
+        <w:spacing w:after="40" w:before="110"/>
       </w:pPr>
       <w:r>
         <w:rPr>
@@ -5987,16 +6225,136 @@
           <w:sz w:val="20"/>
           <w:szCs w:val="20"/>
         </w:rPr>
-        <w:t xml:space="preserve">48–64s  </w:t>
-      </w:r>
-      <w:r>
-        <w:rPr>
-          <w:b/>
-          <w:bCs/>
-          <w:sz w:val="22"/>
-          <w:szCs w:val="22"/>
-        </w:rPr>
-        <w:t xml:space="preserve">CLOSE + SHARE</w:t>
+        <w:t xml:space="preserve">22–30s  </w:t>
+      </w:r>
+      <w:r>
+        <w:rPr>
+          <w:b/>
+          <w:bCs/>
+          <w:sz w:val="22"/>
+          <w:szCs w:val="22"/>
+        </w:rPr>
+        <w:t xml:space="preserve">4 · FALSE RELIEF (half the fix)</w:t>
+      </w:r>
+    </w:p>
+    <w:p>
+      <w:pPr>
+        <w:spacing w:after="40"/>
+        <w:ind w:left="240"/>
+      </w:pPr>
+      <w:r>
+        <w:rPr>
+          <w:sz w:val="22"/>
+          <w:szCs w:val="22"/>
+        </w:rPr>
+        <w:t xml:space="preserve">Good news: short holds under 60 seconds barely matter. About 1%.</w:t>
+      </w:r>
+    </w:p>
+    <w:p>
+      <w:pPr>
+        <w:pBdr>
+          <w:bottom w:val="single" w:color="FFE11A" w:sz="6" w:space="1"/>
+        </w:pBdr>
+        <w:spacing w:after="40" w:before="110"/>
+      </w:pPr>
+      <w:r>
+        <w:rPr>
+          <w:b/>
+          <w:bCs/>
+          <w:color w:val="6B6B6B"/>
+          <w:sz w:val="20"/>
+          <w:szCs w:val="20"/>
+        </w:rPr>
+        <w:t xml:space="preserve">30–40s  </w:t>
+      </w:r>
+      <w:r>
+        <w:rPr>
+          <w:b/>
+          <w:bCs/>
+          <w:sz w:val="22"/>
+          <w:szCs w:val="22"/>
+        </w:rPr>
+        <w:t xml:space="preserve">5 · SECOND, BIGGER PROBLEM</w:t>
+      </w:r>
+    </w:p>
+    <w:p>
+      <w:pPr>
+        <w:spacing w:after="40"/>
+        <w:ind w:left="240"/>
+      </w:pPr>
+      <w:r>
+        <w:rPr>
+          <w:sz w:val="22"/>
+          <w:szCs w:val="22"/>
+        </w:rPr>
+        <w:t xml:space="preserve">The bigger problem: most warm-ups don't prepare the actual lift you're about to do.</w:t>
+      </w:r>
+    </w:p>
+    <w:p>
+      <w:pPr>
+        <w:pBdr>
+          <w:bottom w:val="single" w:color="FFE11A" w:sz="6" w:space="1"/>
+        </w:pBdr>
+        <w:spacing w:after="40" w:before="110"/>
+      </w:pPr>
+      <w:r>
+        <w:rPr>
+          <w:b/>
+          <w:bCs/>
+          <w:color w:val="6B6B6B"/>
+          <w:sz w:val="20"/>
+          <w:szCs w:val="20"/>
+        </w:rPr>
+        <w:t xml:space="preserve">40–55s  </w:t>
+      </w:r>
+      <w:r>
+        <w:rPr>
+          <w:b/>
+          <w:bCs/>
+          <w:sz w:val="22"/>
+          <w:szCs w:val="22"/>
+        </w:rPr>
+        <w:t xml:space="preserve">6 · SOLUTION (close every loop)</w:t>
+      </w:r>
+    </w:p>
+    <w:p>
+      <w:pPr>
+        <w:spacing w:after="40"/>
+        <w:ind w:left="240"/>
+      </w:pPr>
+      <w:r>
+        <w:rPr>
+          <w:sz w:val="22"/>
+          <w:szCs w:val="22"/>
+        </w:rPr>
+        <w:t xml:space="preserve">So: five minutes of light cardio, then two lighter sets of your first exercise. Dynamic warm-ups even helped slightly. Save the long stretching for after.</w:t>
+      </w:r>
+    </w:p>
+    <w:p>
+      <w:pPr>
+        <w:pBdr>
+          <w:bottom w:val="single" w:color="FFE11A" w:sz="6" w:space="1"/>
+        </w:pBdr>
+        <w:spacing w:after="40" w:before="110"/>
+      </w:pPr>
+      <w:r>
+        <w:rPr>
+          <w:b/>
+          <w:bCs/>
+          <w:color w:val="6B6B6B"/>
+          <w:sz w:val="20"/>
+          <w:szCs w:val="20"/>
+        </w:rPr>
+        <w:t xml:space="preserve">55–72s  </w:t>
+      </w:r>
+      <w:r>
+        <w:rPr>
+          <w:b/>
+          <w:bCs/>
+          <w:sz w:val="22"/>
+          <w:szCs w:val="22"/>
+        </w:rPr>
+        <w:t xml:space="preserve">7 · EMOTIONAL CTA (end on hope)</w:t>
       </w:r>
       <w:r>
         <w:rPr>
@@ -6011,28 +6369,28 @@
     </w:p>
     <w:p>
       <w:pPr>
-        <w:spacing w:after="80"/>
-        <w:ind w:left="240"/>
-      </w:pPr>
-      <w:r>
-        <w:rPr>
-          <w:sz w:val="24"/>
-          <w:szCs w:val="24"/>
-        </w:rPr>
-        <w:t xml:space="preserve">Follow for lifting science minus the school myths.</w:t>
-      </w:r>
-    </w:p>
-    <w:p>
-      <w:pPr>
-        <w:spacing w:after="80"/>
-        <w:ind w:left="240"/>
-      </w:pPr>
-      <w:r>
-        <w:rPr>
-          <w:sz w:val="24"/>
-          <w:szCs w:val="24"/>
-        </w:rPr>
-        <w:t xml:space="preserve">Share this with your gym partner who stretches for fifteen minutes and then can't lift.</w:t>
+        <w:spacing w:after="40"/>
+        <w:ind w:left="240"/>
+      </w:pPr>
+      <w:r>
+        <w:rPr>
+          <w:sz w:val="22"/>
+          <w:szCs w:val="22"/>
+        </w:rPr>
+        <w:t xml:space="preserve">Warm up smarter, and your first working set feels like your best.</w:t>
+      </w:r>
+    </w:p>
+    <w:p>
+      <w:pPr>
+        <w:spacing w:after="40"/>
+        <w:ind w:left="240"/>
+      </w:pPr>
+      <w:r>
+        <w:rPr>
+          <w:sz w:val="22"/>
+          <w:szCs w:val="22"/>
+        </w:rPr>
+        <w:t xml:space="preserve">Send this to your gym partner who stretches for fifteen minutes and then can't lift.</w:t>
       </w:r>
     </w:p>
     <w:p>
@@ -6246,7 +6604,7 @@
                 <w:sz w:val="20"/>
                 <w:szCs w:val="20"/>
               </w:rPr>
-              <w:t xml:space="preserve">~53 s spoken in English (129 words). Keep the Tamil delivery under 90 s.</w:t>
+              <w:t xml:space="preserve">~57 s spoken in English (141 words). Keep the Tamil delivery under 90 s.</w:t>
             </w:r>
           </w:p>
         </w:tc>
@@ -6312,7 +6670,7 @@
               </w:rPr>
               <w:t xml:space="preserve">  </w:t>
             </w:r>
-            <w:hyperlink w:history="1" r:id="rIdnxevurkvdolk8pqvrktfo">
+            <w:hyperlink w:history="1" r:id="rIdr0nbvqzgfelcet8qejvyo">
               <w:r>
                 <w:rPr>
                   <w:rStyle w:val="Hyperlink"/>
@@ -6330,7 +6688,7 @@
               </w:rPr>
               <w:t xml:space="preserve">   Also: </w:t>
             </w:r>
-            <w:hyperlink w:history="1" r:id="rIdfqo2gn2qbo233yrbna_8o">
+            <w:hyperlink w:history="1" r:id="rIdatchzhp7xzvu-jnfu3wqp">
               <w:r>
                 <w:rPr>
                   <w:rStyle w:val="Hyperlink"/>
@@ -6349,7 +6707,7 @@
         <w:pBdr>
           <w:bottom w:val="single" w:color="FFE11A" w:sz="6" w:space="1"/>
         </w:pBdr>
-        <w:spacing w:after="80" w:before="200"/>
+        <w:spacing w:after="40" w:before="110"/>
       </w:pPr>
       <w:r>
         <w:rPr>
@@ -6359,16 +6717,16 @@
           <w:sz w:val="20"/>
           <w:szCs w:val="20"/>
         </w:rPr>
-        <w:t xml:space="preserve">0–5s  </w:t>
-      </w:r>
-      <w:r>
-        <w:rPr>
-          <w:b/>
-          <w:bCs/>
-          <w:sz w:val="22"/>
-          <w:szCs w:val="22"/>
-        </w:rPr>
-        <w:t xml:space="preserve">HOOK STACK</w:t>
+        <w:t xml:space="preserve">0–3s  </w:t>
+      </w:r>
+      <w:r>
+        <w:rPr>
+          <w:b/>
+          <w:bCs/>
+          <w:sz w:val="22"/>
+          <w:szCs w:val="22"/>
+        </w:rPr>
+        <w:t xml:space="preserve">1 · HOOK: CURIOSITY</w:t>
       </w:r>
       <w:r>
         <w:rPr>
@@ -6383,7 +6741,7 @@
     </w:p>
     <w:p>
       <w:pPr>
-        <w:spacing w:after="80"/>
+        <w:spacing w:after="40"/>
         <w:ind w:left="240"/>
       </w:pPr>
       <w:r>
@@ -6391,49 +6749,52 @@
           <w:i/>
           <w:iCs/>
           <w:color w:val="6B6B6B"/>
-          <w:sz w:val="19"/>
-          <w:szCs w:val="19"/>
-        </w:rPr>
-        <w:t xml:space="preserve">[Rising SFX.]</w:t>
-      </w:r>
-    </w:p>
-    <w:p>
-      <w:pPr>
-        <w:spacing w:after="80"/>
-        <w:ind w:left="240"/>
-      </w:pPr>
-      <w:r>
-        <w:rPr>
-          <w:sz w:val="24"/>
-          <w:szCs w:val="24"/>
-        </w:rPr>
-        <w:t xml:space="preserve">Creatine makes you bald.</w:t>
-      </w:r>
-    </w:p>
-    <w:p>
-      <w:pPr>
-        <w:spacing w:after="80"/>
-        <w:ind w:left="240"/>
-      </w:pPr>
-      <w:r>
-        <w:rPr>
-          <w:sz w:val="24"/>
-          <w:szCs w:val="24"/>
-        </w:rPr>
-        <w:t xml:space="preserve">Creatine damages your kidneys.</w:t>
-      </w:r>
-    </w:p>
-    <w:p>
-      <w:pPr>
-        <w:spacing w:after="80"/>
-        <w:ind w:left="240"/>
-      </w:pPr>
-      <w:r>
-        <w:rPr>
-          <w:sz w:val="24"/>
-          <w:szCs w:val="24"/>
-        </w:rPr>
-        <w:t xml:space="preserve">Both stories started somewhere. Here's where.</w:t>
+          <w:sz w:val="18"/>
+          <w:szCs w:val="18"/>
+        </w:rPr>
+        <w:t xml:space="preserve">[Rising SFX starts under the first word.]</w:t>
+      </w:r>
+    </w:p>
+    <w:p>
+      <w:pPr>
+        <w:spacing w:after="40"/>
+        <w:ind w:left="240"/>
+      </w:pPr>
+      <w:r>
+        <w:rPr>
+          <w:sz w:val="22"/>
+          <w:szCs w:val="22"/>
+        </w:rPr>
+        <w:t xml:space="preserve">'Creatine makes you bald.'</w:t>
+      </w:r>
+    </w:p>
+    <w:p>
+      <w:pPr>
+        <w:spacing w:after="40"/>
+        <w:ind w:left="240"/>
+      </w:pPr>
+      <w:r>
+        <w:rPr>
+          <w:sz w:val="22"/>
+          <w:szCs w:val="22"/>
+        </w:rPr>
+        <w:t xml:space="preserve">One forwarded message, and half the gym believes it.</w:t>
+      </w:r>
+    </w:p>
+    <w:p>
+      <w:pPr>
+        <w:spacing w:after="40"/>
+        <w:ind w:left="240"/>
+      </w:pPr>
+      <w:r>
+        <w:rPr>
+          <w:i/>
+          <w:iCs/>
+          <w:color w:val="6B6B6B"/>
+          <w:sz w:val="18"/>
+          <w:szCs w:val="18"/>
+        </w:rPr>
+        <w:t xml:space="preserve">[ON-SCREEN: a blurred WhatsApp forward (no names).]</w:t>
       </w:r>
     </w:p>
     <w:p>
@@ -6441,7 +6802,7 @@
         <w:pBdr>
           <w:bottom w:val="single" w:color="FFE11A" w:sz="6" w:space="1"/>
         </w:pBdr>
-        <w:spacing w:after="80" w:before="200"/>
+        <w:spacing w:after="40" w:before="110"/>
       </w:pPr>
       <w:r>
         <w:rPr>
@@ -6451,16 +6812,16 @@
           <w:sz w:val="20"/>
           <w:szCs w:val="20"/>
         </w:rPr>
-        <w:t xml:space="preserve">5–7s  </w:t>
-      </w:r>
-      <w:r>
-        <w:rPr>
-          <w:b/>
-          <w:bCs/>
-          <w:sz w:val="22"/>
-          <w:szCs w:val="22"/>
-        </w:rPr>
-        <w:t xml:space="preserve">MEME</w:t>
+        <w:t xml:space="preserve">3–6s  </w:t>
+      </w:r>
+      <w:r>
+        <w:rPr>
+          <w:b/>
+          <w:bCs/>
+          <w:sz w:val="22"/>
+          <w:szCs w:val="22"/>
+        </w:rPr>
+        <w:t xml:space="preserve">1 · HOOK: PATTERN INTERRUPT</w:t>
       </w:r>
       <w:r>
         <w:rPr>
@@ -6475,7 +6836,20 @@
     </w:p>
     <w:p>
       <w:pPr>
-        <w:spacing w:after="80"/>
+        <w:spacing w:after="40"/>
+        <w:ind w:left="240"/>
+      </w:pPr>
+      <w:r>
+        <w:rPr>
+          <w:sz w:val="22"/>
+          <w:szCs w:val="22"/>
+        </w:rPr>
+        <w:t xml:space="preserve">The study behind that fear never even measured hair.</w:t>
+      </w:r>
+    </w:p>
+    <w:p>
+      <w:pPr>
+        <w:spacing w:after="40"/>
         <w:ind w:left="240"/>
       </w:pPr>
       <w:r>
@@ -6483,10 +6857,10 @@
           <w:i/>
           <w:iCs/>
           <w:color w:val="6B6B6B"/>
-          <w:sz w:val="19"/>
-          <w:szCs w:val="19"/>
-        </w:rPr>
-        <w:t xml:space="preserve">[MEME: wig-falling-off comedy reveal.]</w:t>
+          <w:sz w:val="18"/>
+          <w:szCs w:val="18"/>
+        </w:rPr>
+        <w:t xml:space="preserve">[MEME lands on the turn: a wig-falling-off reveal]</w:t>
       </w:r>
     </w:p>
     <w:p>
@@ -6494,7 +6868,7 @@
         <w:pBdr>
           <w:bottom w:val="single" w:color="FFE11A" w:sz="6" w:space="1"/>
         </w:pBdr>
-        <w:spacing w:after="80" w:before="200"/>
+        <w:spacing w:after="40" w:before="110"/>
       </w:pPr>
       <w:r>
         <w:rPr>
@@ -6504,16 +6878,16 @@
           <w:sz w:val="20"/>
           <w:szCs w:val="20"/>
         </w:rPr>
-        <w:t xml:space="preserve">7–12s  </w:t>
-      </w:r>
-      <w:r>
-        <w:rPr>
-          <w:b/>
-          <w:bCs/>
-          <w:sz w:val="22"/>
-          <w:szCs w:val="22"/>
-        </w:rPr>
-        <w:t xml:space="preserve">AUTHORITY</w:t>
+        <w:t xml:space="preserve">6–13s  </w:t>
+      </w:r>
+      <w:r>
+        <w:rPr>
+          <w:b/>
+          <w:bCs/>
+          <w:sz w:val="22"/>
+          <w:szCs w:val="22"/>
+        </w:rPr>
+        <w:t xml:space="preserve">2 · VALUE (real info by 13 s)</w:t>
       </w:r>
       <w:r>
         <w:rPr>
@@ -6528,15 +6902,31 @@
     </w:p>
     <w:p>
       <w:pPr>
-        <w:spacing w:after="80"/>
-        <w:ind w:left="240"/>
-      </w:pPr>
-      <w:r>
-        <w:rPr>
-          <w:sz w:val="24"/>
-          <w:szCs w:val="24"/>
-        </w:rPr>
-        <w:t xml:space="preserve">I've followed the creatine research for years. Here's the honest version.</w:t>
+        <w:spacing w:after="40"/>
+        <w:ind w:left="240"/>
+      </w:pPr>
+      <w:r>
+        <w:rPr>
+          <w:sz w:val="22"/>
+          <w:szCs w:val="22"/>
+        </w:rPr>
+        <w:t xml:space="preserve">In 2025, a 12-week trial finally did. Five grams of creatine a day versus placebo. No change in DHT. No change in hair.</w:t>
+      </w:r>
+    </w:p>
+    <w:p>
+      <w:pPr>
+        <w:spacing w:after="40"/>
+        <w:ind w:left="240"/>
+      </w:pPr>
+      <w:r>
+        <w:rPr>
+          <w:i/>
+          <w:iCs/>
+          <w:color w:val="6B6B6B"/>
+          <w:sz w:val="18"/>
+          <w:szCs w:val="18"/>
+        </w:rPr>
+        <w:t xml:space="preserve">[ON-SCREEN: Lak et al., JISSN 2025]</w:t>
       </w:r>
     </w:p>
     <w:p>
@@ -6544,7 +6934,7 @@
         <w:pBdr>
           <w:bottom w:val="single" w:color="FFE11A" w:sz="6" w:space="1"/>
         </w:pBdr>
-        <w:spacing w:after="80" w:before="200"/>
+        <w:spacing w:after="40" w:before="110"/>
       </w:pPr>
       <w:r>
         <w:rPr>
@@ -6554,97 +6944,29 @@
           <w:sz w:val="20"/>
           <w:szCs w:val="20"/>
         </w:rPr>
-        <w:t xml:space="preserve">12–52s  </w:t>
-      </w:r>
-      <w:r>
-        <w:rPr>
-          <w:b/>
-          <w:bCs/>
-          <w:sz w:val="22"/>
-          <w:szCs w:val="22"/>
-        </w:rPr>
-        <w:t xml:space="preserve">THE EVIDENCE</w:t>
-      </w:r>
-    </w:p>
-    <w:p>
-      <w:pPr>
-        <w:spacing w:after="80"/>
-        <w:ind w:left="240"/>
-      </w:pPr>
-      <w:r>
-        <w:rPr>
-          <w:sz w:val="24"/>
-          <w:szCs w:val="24"/>
-        </w:rPr>
-        <w:t xml:space="preserve">The hair fear comes from a 2009 study on rugby players. A hormone linked to hair loss, DHT, went up. But nobody measured hair.</w:t>
-      </w:r>
-    </w:p>
-    <w:p>
-      <w:pPr>
-        <w:spacing w:after="80"/>
-        <w:ind w:left="240"/>
-      </w:pPr>
-      <w:r>
-        <w:rPr>
-          <w:sz w:val="24"/>
-          <w:szCs w:val="24"/>
-        </w:rPr>
-        <w:t xml:space="preserve">In 2025, a 12-week trial finally measured hair directly: 5 grams of creatine a day versus placebo.</w:t>
-      </w:r>
-    </w:p>
-    <w:p>
-      <w:pPr>
-        <w:spacing w:after="80"/>
-        <w:ind w:left="240"/>
-      </w:pPr>
-      <w:r>
-        <w:rPr>
-          <w:sz w:val="24"/>
-          <w:szCs w:val="24"/>
-        </w:rPr>
-        <w:t xml:space="preserve">No change in DHT. No change in hair.</w:t>
-      </w:r>
-    </w:p>
-    <w:p>
-      <w:pPr>
-        <w:spacing w:after="80"/>
-        <w:ind w:left="240"/>
-      </w:pPr>
-      <w:r>
-        <w:rPr>
-          <w:i/>
-          <w:iCs/>
-          <w:color w:val="6B6B6B"/>
-          <w:sz w:val="19"/>
-          <w:szCs w:val="19"/>
-        </w:rPr>
-        <w:t xml:space="preserve">[ON-SCREEN: Lak et al., JISSN 2025]</w:t>
-      </w:r>
-    </w:p>
-    <w:p>
-      <w:pPr>
-        <w:spacing w:after="80"/>
-        <w:ind w:left="240"/>
-      </w:pPr>
-      <w:r>
-        <w:rPr>
-          <w:sz w:val="24"/>
-          <w:szCs w:val="24"/>
-        </w:rPr>
-        <w:t xml:space="preserve">So creatine is safe for everyone? Not so fast.</w:t>
-      </w:r>
-    </w:p>
-    <w:p>
-      <w:pPr>
-        <w:spacing w:after="80"/>
-        <w:ind w:left="240"/>
-      </w:pPr>
-      <w:r>
-        <w:rPr>
-          <w:sz w:val="24"/>
-          <w:szCs w:val="24"/>
-        </w:rPr>
-        <w:t xml:space="preserve">That trial was 12 weeks, in young, healthy men. If you have kidney disease or you're on medication, ask your doctor first.</w:t>
+        <w:t xml:space="preserve">13–22s  </w:t>
+      </w:r>
+      <w:r>
+        <w:rPr>
+          <w:b/>
+          <w:bCs/>
+          <w:sz w:val="22"/>
+          <w:szCs w:val="22"/>
+        </w:rPr>
+        <w:t xml:space="preserve">3 · FIRST PROBLEM</w:t>
+      </w:r>
+    </w:p>
+    <w:p>
+      <w:pPr>
+        <w:spacing w:after="40"/>
+        <w:ind w:left="240"/>
+      </w:pPr>
+      <w:r>
+        <w:rPr>
+          <w:sz w:val="22"/>
+          <w:szCs w:val="22"/>
+        </w:rPr>
+        <w:t xml:space="preserve">Problem: it was 12 weeks, in young, healthy men.</w:t>
       </w:r>
     </w:p>
     <w:p>
@@ -6652,7 +6974,7 @@
         <w:pBdr>
           <w:bottom w:val="single" w:color="FFE11A" w:sz="6" w:space="1"/>
         </w:pBdr>
-        <w:spacing w:after="80" w:before="200"/>
+        <w:spacing w:after="40" w:before="110"/>
       </w:pPr>
       <w:r>
         <w:rPr>
@@ -6662,29 +6984,29 @@
           <w:sz w:val="20"/>
           <w:szCs w:val="20"/>
         </w:rPr>
-        <w:t xml:space="preserve">52–58s  </w:t>
-      </w:r>
-      <w:r>
-        <w:rPr>
-          <w:b/>
-          <w:bCs/>
-          <w:sz w:val="22"/>
-          <w:szCs w:val="22"/>
-        </w:rPr>
-        <w:t xml:space="preserve">FOLLOW CTA</w:t>
-      </w:r>
-    </w:p>
-    <w:p>
-      <w:pPr>
-        <w:spacing w:after="80"/>
-        <w:ind w:left="240"/>
-      </w:pPr>
-      <w:r>
-        <w:rPr>
-          <w:sz w:val="24"/>
-          <w:szCs w:val="24"/>
-        </w:rPr>
-        <w:t xml:space="preserve">Follow. I check the studies before I recommend anything.</w:t>
+        <w:t xml:space="preserve">22–30s  </w:t>
+      </w:r>
+      <w:r>
+        <w:rPr>
+          <w:b/>
+          <w:bCs/>
+          <w:sz w:val="22"/>
+          <w:szCs w:val="22"/>
+        </w:rPr>
+        <w:t xml:space="preserve">4 · FALSE RELIEF (half the fix)</w:t>
+      </w:r>
+    </w:p>
+    <w:p>
+      <w:pPr>
+        <w:spacing w:after="40"/>
+        <w:ind w:left="240"/>
+      </w:pPr>
+      <w:r>
+        <w:rPr>
+          <w:sz w:val="22"/>
+          <w:szCs w:val="22"/>
+        </w:rPr>
+        <w:t xml:space="preserve">So for healthy young lifters, short term, the hair fear doesn't hold up.</w:t>
       </w:r>
     </w:p>
     <w:p>
@@ -6692,7 +7014,7 @@
         <w:pBdr>
           <w:bottom w:val="single" w:color="FFE11A" w:sz="6" w:space="1"/>
         </w:pBdr>
-        <w:spacing w:after="80" w:before="200"/>
+        <w:spacing w:after="40" w:before="110"/>
       </w:pPr>
       <w:r>
         <w:rPr>
@@ -6702,16 +7024,109 @@
           <w:sz w:val="20"/>
           <w:szCs w:val="20"/>
         </w:rPr>
-        <w:t xml:space="preserve">58–70s  </w:t>
-      </w:r>
-      <w:r>
-        <w:rPr>
-          <w:b/>
-          <w:bCs/>
-          <w:sz w:val="22"/>
-          <w:szCs w:val="22"/>
-        </w:rPr>
-        <w:t xml:space="preserve">CLOSE + SHARE</w:t>
+        <w:t xml:space="preserve">30–40s  </w:t>
+      </w:r>
+      <w:r>
+        <w:rPr>
+          <w:b/>
+          <w:bCs/>
+          <w:sz w:val="22"/>
+          <w:szCs w:val="22"/>
+        </w:rPr>
+        <w:t xml:space="preserve">5 · SECOND, BIGGER PROBLEM</w:t>
+      </w:r>
+    </w:p>
+    <w:p>
+      <w:pPr>
+        <w:spacing w:after="40"/>
+        <w:ind w:left="240"/>
+      </w:pPr>
+      <w:r>
+        <w:rPr>
+          <w:sz w:val="22"/>
+          <w:szCs w:val="22"/>
+        </w:rPr>
+        <w:t xml:space="preserve">The bigger problem: kidneys. If you already have kidney disease or take medication, no reel can clear you.</w:t>
+      </w:r>
+    </w:p>
+    <w:p>
+      <w:pPr>
+        <w:pBdr>
+          <w:bottom w:val="single" w:color="FFE11A" w:sz="6" w:space="1"/>
+        </w:pBdr>
+        <w:spacing w:after="40" w:before="110"/>
+      </w:pPr>
+      <w:r>
+        <w:rPr>
+          <w:b/>
+          <w:bCs/>
+          <w:color w:val="6B6B6B"/>
+          <w:sz w:val="20"/>
+          <w:szCs w:val="20"/>
+        </w:rPr>
+        <w:t xml:space="preserve">40–55s  </w:t>
+      </w:r>
+      <w:r>
+        <w:rPr>
+          <w:b/>
+          <w:bCs/>
+          <w:sz w:val="22"/>
+          <w:szCs w:val="22"/>
+        </w:rPr>
+        <w:t xml:space="preserve">6 · SOLUTION (close every loop)</w:t>
+      </w:r>
+    </w:p>
+    <w:p>
+      <w:pPr>
+        <w:spacing w:after="40"/>
+        <w:ind w:left="240"/>
+      </w:pPr>
+      <w:r>
+        <w:rPr>
+          <w:sz w:val="22"/>
+          <w:szCs w:val="22"/>
+        </w:rPr>
+        <w:t xml:space="preserve">So: healthy? The hair evidence is reassuring. Any health condition? Talk to your doctor first.</w:t>
+      </w:r>
+    </w:p>
+    <w:p>
+      <w:pPr>
+        <w:spacing w:after="40"/>
+        <w:ind w:left="240"/>
+      </w:pPr>
+      <w:r>
+        <w:rPr>
+          <w:sz w:val="22"/>
+          <w:szCs w:val="22"/>
+        </w:rPr>
+        <w:t xml:space="preserve">Either way, check the study before you trust the forward.</w:t>
+      </w:r>
+    </w:p>
+    <w:p>
+      <w:pPr>
+        <w:pBdr>
+          <w:bottom w:val="single" w:color="FFE11A" w:sz="6" w:space="1"/>
+        </w:pBdr>
+        <w:spacing w:after="40" w:before="110"/>
+      </w:pPr>
+      <w:r>
+        <w:rPr>
+          <w:b/>
+          <w:bCs/>
+          <w:color w:val="6B6B6B"/>
+          <w:sz w:val="20"/>
+          <w:szCs w:val="20"/>
+        </w:rPr>
+        <w:t xml:space="preserve">55–72s  </w:t>
+      </w:r>
+      <w:r>
+        <w:rPr>
+          <w:b/>
+          <w:bCs/>
+          <w:sz w:val="22"/>
+          <w:szCs w:val="22"/>
+        </w:rPr>
+        <w:t xml:space="preserve">7 · EMOTIONAL CTA (end on hope)</w:t>
       </w:r>
       <w:r>
         <w:rPr>
@@ -6726,15 +7141,28 @@
     </w:p>
     <w:p>
       <w:pPr>
-        <w:spacing w:after="80"/>
-        <w:ind w:left="240"/>
-      </w:pPr>
-      <w:r>
-        <w:rPr>
-          <w:sz w:val="24"/>
-          <w:szCs w:val="24"/>
-        </w:rPr>
-        <w:t xml:space="preserve">Share this with the friend who's scared to try creatine because of one forwarded message.</w:t>
+        <w:spacing w:after="40"/>
+        <w:ind w:left="240"/>
+      </w:pPr>
+      <w:r>
+        <w:rPr>
+          <w:sz w:val="22"/>
+          <w:szCs w:val="22"/>
+        </w:rPr>
+        <w:t xml:space="preserve">Fear spreads faster than facts. You can change that.</w:t>
+      </w:r>
+    </w:p>
+    <w:p>
+      <w:pPr>
+        <w:spacing w:after="40"/>
+        <w:ind w:left="240"/>
+      </w:pPr>
+      <w:r>
+        <w:rPr>
+          <w:sz w:val="22"/>
+          <w:szCs w:val="22"/>
+        </w:rPr>
+        <w:t xml:space="preserve">Send this to the friend scared of creatine because of one message. And follow. I check the studies before I recommend anything.</w:t>
       </w:r>
     </w:p>
     <w:sectPr>
